--- a/2026-08-03_AgentScope多厂商模型集成实施方案.docx
+++ b/2026-08-03_AgentScope多厂商模型集成实施方案.docx
@@ -14,7 +14,7 @@
           <w:color w:val="1F4E78"/>
           <w:sz w:val="40"/>
         </w:rPr>
-        <w:t>AgentScope-Java 2.0 多厂商大模型集成架构与手动实施指南</w:t>
+        <w:t>AgentScope-Java 2.0 动态多厂商大模型集成架构指南</w:t>
       </w:r>
     </w:p>
     <w:p>
@@ -29,7 +29,7 @@
           <w:color w:val="595959"/>
           <w:sz w:val="24"/>
         </w:rPr>
-        <w:t>基于 mewcode-java 借鉴经验与 Spring Boot 3.4 最佳实践手册</w:t>
+        <w:t>实现“厂商端点凭证 (BaseURL + Key) 配置”与“运行时动态模型 ID”彻底解耦</w:t>
       </w:r>
     </w:p>
     <w:tbl>
@@ -101,7 +101,7 @@
               <w:rPr>
                 <w:b/>
               </w:rPr>
-              <w:t>框架规范: AgentScope-Java 2.0</w:t>
+              <w:t>架构模式: 动态厂商凭证 + 运行时模型解耦</w:t>
             </w:r>
           </w:p>
         </w:tc>
@@ -143,7 +143,7 @@
           <w:color w:val="1F4E78"/>
           <w:sz w:val="30"/>
         </w:rPr>
-        <w:t>一、 方案设计背景与参考架构分析</w:t>
+        <w:t>一、 方案设计背景与架构升级说明</w:t>
       </w:r>
     </w:p>
     <w:p>
@@ -151,7 +151,7 @@
         <w:spacing w:before="40" w:after="80" w:line="300" w:lineRule="auto"/>
       </w:pPr>
       <w:r>
-        <w:t>本项目 (ButvanAgent) 后端基于 AgentScope-Java 2.0 构建。在参考项目 mewcode-java 中，其多厂商 LLM 集成模块具备极强的工业级完备性与可扩展性。本方案深度吸收 mewcode-java 的核心设计理念，将其迁移并升级至 AgentScope-Java 与 Spring Boot 3.4 架构下。</w:t>
+        <w:t>在传统的配置方式中，YAML 文件强绑定了具体的模型实例（如 qwen-max, deepseek-r1, gpt-4o）。每次厂商推出了新模型，系统都必须修改配置文件。同时无法让用户在 Web 前端界面自行配置个人 API Key 与 Base URL，也无法自由切换/输入任意新模型。</w:t>
       </w:r>
     </w:p>
     <w:p>
@@ -165,7 +165,7 @@
           <w:color w:val="2E75B6"/>
           <w:sz w:val="26"/>
         </w:rPr>
-        <w:t>1.1 mewcode-java 核心设计要素借鉴</w:t>
+        <w:t>1.1 动态厂商驱动架构</w:t>
       </w:r>
     </w:p>
     <w:p>
@@ -177,10 +177,10 @@
         <w:rPr>
           <w:b/>
         </w:rPr>
-        <w:t>统一配置驱动 (ProviderConfig)</w:t>
+        <w:t>厂商凭证解耦</w:t>
       </w:r>
       <w:r>
-        <w:t>：将厂商协议 (protocol)、模型标识 (model)、BaseURL、API Key、思考模式 (thinking) 和上下文窗口集中配置化管理。</w:t>
+        <w:t>：配置/数据库仅保存厂商粒度 (如 dashscope, openai, deepseek, siliconflow, ollama) 的通信凭证 (Protocol, BaseURL, API Key)。</w:t>
       </w:r>
     </w:p>
     <w:p>
@@ -192,10 +192,10 @@
         <w:rPr>
           <w:b/>
         </w:rPr>
-        <w:t>多级 API Key 隐蔽解析</w:t>
+        <w:t>运行时动态指定模型</w:t>
       </w:r>
       <w:r>
-        <w:t>：当 API Key 未显示配置时，系统根据 protocol 自动隐蔽读取环境变量 (如 DASHSCOPE_API_KEY, OPENAI_API_KEY, ANTHROPIC_API_KEY)。</w:t>
+        <w:t>：在 Web 前端或请求体中，用户选择厂商并自由填写/传入具体想要调用的模型 ID (如 deepseek-r1, qwen-turbo-latest)。</w:t>
       </w:r>
     </w:p>
     <w:p>
@@ -207,92 +207,10 @@
         <w:rPr>
           <w:b/>
         </w:rPr>
-        <w:t>上下文窗口 4 层兜底算法</w:t>
+        <w:t>即时实例化与缓存</w:t>
       </w:r>
       <w:r>
-        <w:t>：采用 4 层优先顺序计算有效 Context Window：显式 YAML 配置 &gt; 动态端点拉取缓存 &gt; 内置模型 ID 名称契约矩阵 &gt; 默认 128k 保守兜底值。</w:t>
-      </w:r>
-    </w:p>
-    <w:p>
-      <w:pPr>
-        <w:pStyle w:val="ListBullet"/>
-        <w:spacing w:before="40" w:after="60" w:line="288" w:lineRule="auto"/>
-      </w:pPr>
-      <w:r>
-        <w:rPr>
-          <w:b/>
-        </w:rPr>
-        <w:t>模型能力与别名解析器 (ModelResolver)</w:t>
-      </w:r>
-      <w:r>
-        <w:t>：负责模型简写别名（如 sonnet, qwen, deepseek）到全量模型 ID 的映射，并检测模型是否支持 Reasoning/Thinking 特性。</w:t>
-      </w:r>
-    </w:p>
-    <w:p>
-      <w:pPr>
-        <w:spacing w:before="240" w:after="120"/>
-      </w:pPr>
-      <w:r>
-        <w:rPr>
-          <w:rFonts w:ascii="Microsoft YaHei" w:hAnsi="Microsoft YaHei"/>
-          <w:b/>
-          <w:color w:val="2E75B6"/>
-          <w:sz w:val="26"/>
-        </w:rPr>
-        <w:t>1.2 AgentScope-Java 2.0 模型组件体系</w:t>
-      </w:r>
-    </w:p>
-    <w:p>
-      <w:pPr>
-        <w:spacing w:before="40" w:after="80" w:line="300" w:lineRule="auto"/>
-      </w:pPr>
-      <w:r>
-        <w:t>AgentScope-Java 2.0 采用了高度模块化的 Model 抽象架构：</w:t>
-      </w:r>
-    </w:p>
-    <w:p>
-      <w:pPr>
-        <w:pStyle w:val="ListBullet"/>
-        <w:spacing w:before="40" w:after="60" w:line="288" w:lineRule="auto"/>
-      </w:pPr>
-      <w:r>
-        <w:rPr>
-          <w:b/>
-        </w:rPr>
-        <w:t>DashScope 厂商扩展</w:t>
-      </w:r>
-      <w:r>
-        <w:t>：扩展依赖包 io.agentscope:agentscope-extensions-model-dashscope，内置 DashScopeChatModel。</w:t>
-      </w:r>
-    </w:p>
-    <w:p>
-      <w:pPr>
-        <w:pStyle w:val="ListBullet"/>
-        <w:spacing w:before="40" w:after="60" w:line="288" w:lineRule="auto"/>
-      </w:pPr>
-      <w:r>
-        <w:rPr>
-          <w:b/>
-        </w:rPr>
-        <w:t>OpenAI / OpenAI-Compat 厂商扩展</w:t>
-      </w:r>
-      <w:r>
-        <w:t>：扩展依赖包 io.agentscope:agentscope-extensions-model-openai，内置 OpenAIChatModel，天然兼容 DeepSeek, Ollama, vLLM, SiliconFlow 等标准 OpenAI 兼容端点。</w:t>
-      </w:r>
-    </w:p>
-    <w:p>
-      <w:pPr>
-        <w:pStyle w:val="ListBullet"/>
-        <w:spacing w:before="40" w:after="60" w:line="288" w:lineRule="auto"/>
-      </w:pPr>
-      <w:r>
-        <w:rPr>
-          <w:b/>
-        </w:rPr>
-        <w:t>Anthropic 厂商扩展</w:t>
-      </w:r>
-      <w:r>
-        <w:t>：扩展依赖包 io.agentscope:agentscope-extensions-model-anthropic，内置 AnthropicChatModel。</w:t>
+        <w:t>：后端 ModelRegistry 根据 (vendorName, modelName) 即时构造并高效复用对应的 AgentScope Model 实例。</w:t>
       </w:r>
     </w:p>
     <w:p>
@@ -307,14 +225,6 @@
           <w:sz w:val="30"/>
         </w:rPr>
         <w:t>二、 详细实施步骤指南 (Step-by-Step)</w:t>
-      </w:r>
-    </w:p>
-    <w:p>
-      <w:pPr>
-        <w:spacing w:before="40" w:after="80" w:line="300" w:lineRule="auto"/>
-      </w:pPr>
-      <w:r>
-        <w:t>请按照以下步骤依次在 agent-backend 工程中新建与修改代码文件。</w:t>
       </w:r>
     </w:p>
     <w:p>
@@ -343,7 +253,7 @@
         <w:t xml:space="preserve">修改文件: </w:t>
       </w:r>
       <w:r>
-        <w:t>1. 打开 agent-backend/pom.xml，在 &lt;dependencyManagement&gt; 中补充 AgentScope 模型扩展依赖：</w:t>
+        <w:t>1. agent-backend/pom.xml 的 &lt;dependencyManagement&gt; 补充 OpenAI / 兼容端点依赖：</w:t>
       </w:r>
     </w:p>
     <w:tbl>
@@ -383,7 +293,7 @@
                 <w:color w:val="24292E"/>
                 <w:sz w:val="19"/>
               </w:rPr>
-              <w:t>&lt;!-- agent-backend/pom.xml --&gt;</w:t>
+              <w:t>&lt;dependency&gt;</w:t>
             </w:r>
           </w:p>
           <w:p>
@@ -396,7 +306,7 @@
                 <w:color w:val="24292E"/>
                 <w:sz w:val="19"/>
               </w:rPr>
-              <w:t>&lt;dependencyManagement&gt;</w:t>
+              <w:t xml:space="preserve">    &lt;groupId&gt;io.agentscope&lt;/groupId&gt;</w:t>
             </w:r>
           </w:p>
           <w:p>
@@ -409,7 +319,7 @@
                 <w:color w:val="24292E"/>
                 <w:sz w:val="19"/>
               </w:rPr>
-              <w:t xml:space="preserve">    &lt;dependencies&gt;</w:t>
+              <w:t xml:space="preserve">    &lt;artifactId&gt;agentscope-extensions-model-openai&lt;/artifactId&gt;</w:t>
             </w:r>
           </w:p>
           <w:p>
@@ -422,7 +332,7 @@
                 <w:color w:val="24292E"/>
                 <w:sz w:val="19"/>
               </w:rPr>
-              <w:t xml:space="preserve">        &lt;dependency&gt;</w:t>
+              <w:t xml:space="preserve">    &lt;version&gt;${agentscope.version}&lt;/version&gt;</w:t>
             </w:r>
           </w:p>
           <w:p>
@@ -435,479 +345,7 @@
                 <w:color w:val="24292E"/>
                 <w:sz w:val="19"/>
               </w:rPr>
-              <w:t xml:space="preserve">            &lt;groupId&gt;io.agentscope&lt;/groupId&gt;</w:t>
-            </w:r>
-          </w:p>
-          <w:p>
-            <w:pPr>
-              <w:spacing w:before="0" w:after="0" w:line="276" w:lineRule="auto"/>
-            </w:pPr>
-            <w:r>
-              <w:rPr>
-                <w:rFonts w:ascii="Consolas" w:hAnsi="Consolas"/>
-                <w:color w:val="24292E"/>
-                <w:sz w:val="19"/>
-              </w:rPr>
-              <w:t xml:space="preserve">            &lt;artifactId&gt;agentscope-harness&lt;/artifactId&gt;</w:t>
-            </w:r>
-          </w:p>
-          <w:p>
-            <w:pPr>
-              <w:spacing w:before="0" w:after="0" w:line="276" w:lineRule="auto"/>
-            </w:pPr>
-            <w:r>
-              <w:rPr>
-                <w:rFonts w:ascii="Consolas" w:hAnsi="Consolas"/>
-                <w:color w:val="24292E"/>
-                <w:sz w:val="19"/>
-              </w:rPr>
-              <w:t xml:space="preserve">            &lt;version&gt;${agentscope.version}&lt;/version&gt;</w:t>
-            </w:r>
-          </w:p>
-          <w:p>
-            <w:pPr>
-              <w:spacing w:before="0" w:after="0" w:line="276" w:lineRule="auto"/>
-            </w:pPr>
-            <w:r>
-              <w:rPr>
-                <w:rFonts w:ascii="Consolas" w:hAnsi="Consolas"/>
-                <w:color w:val="24292E"/>
-                <w:sz w:val="19"/>
-              </w:rPr>
-              <w:t xml:space="preserve">        &lt;/dependency&gt;</w:t>
-            </w:r>
-          </w:p>
-          <w:p>
-            <w:pPr>
-              <w:spacing w:before="0" w:after="0" w:line="276" w:lineRule="auto"/>
-            </w:pPr>
-            <w:r>
-              <w:rPr>
-                <w:rFonts w:ascii="Consolas" w:hAnsi="Consolas"/>
-                <w:color w:val="24292E"/>
-                <w:sz w:val="19"/>
-              </w:rPr>
-              <w:t xml:space="preserve">        &lt;dependency&gt;</w:t>
-            </w:r>
-          </w:p>
-          <w:p>
-            <w:pPr>
-              <w:spacing w:before="0" w:after="0" w:line="276" w:lineRule="auto"/>
-            </w:pPr>
-            <w:r>
-              <w:rPr>
-                <w:rFonts w:ascii="Consolas" w:hAnsi="Consolas"/>
-                <w:color w:val="24292E"/>
-                <w:sz w:val="19"/>
-              </w:rPr>
-              <w:t xml:space="preserve">            &lt;groupId&gt;io.agentscope&lt;/groupId&gt;</w:t>
-            </w:r>
-          </w:p>
-          <w:p>
-            <w:pPr>
-              <w:spacing w:before="0" w:after="0" w:line="276" w:lineRule="auto"/>
-            </w:pPr>
-            <w:r>
-              <w:rPr>
-                <w:rFonts w:ascii="Consolas" w:hAnsi="Consolas"/>
-                <w:color w:val="24292E"/>
-                <w:sz w:val="19"/>
-              </w:rPr>
-              <w:t xml:space="preserve">            &lt;artifactId&gt;agentscope-extensions-model-dashscope&lt;/artifactId&gt;</w:t>
-            </w:r>
-          </w:p>
-          <w:p>
-            <w:pPr>
-              <w:spacing w:before="0" w:after="0" w:line="276" w:lineRule="auto"/>
-            </w:pPr>
-            <w:r>
-              <w:rPr>
-                <w:rFonts w:ascii="Consolas" w:hAnsi="Consolas"/>
-                <w:color w:val="24292E"/>
-                <w:sz w:val="19"/>
-              </w:rPr>
-              <w:t xml:space="preserve">            &lt;version&gt;${agentscope.version}&lt;/version&gt;</w:t>
-            </w:r>
-          </w:p>
-          <w:p>
-            <w:pPr>
-              <w:spacing w:before="0" w:after="0" w:line="276" w:lineRule="auto"/>
-            </w:pPr>
-            <w:r>
-              <w:rPr>
-                <w:rFonts w:ascii="Consolas" w:hAnsi="Consolas"/>
-                <w:color w:val="24292E"/>
-                <w:sz w:val="19"/>
-              </w:rPr>
-              <w:t xml:space="preserve">        &lt;/dependency&gt;</w:t>
-            </w:r>
-          </w:p>
-          <w:p>
-            <w:pPr>
-              <w:spacing w:before="0" w:after="0" w:line="276" w:lineRule="auto"/>
-            </w:pPr>
-            <w:r>
-              <w:rPr>
-                <w:rFonts w:ascii="Consolas" w:hAnsi="Consolas"/>
-                <w:color w:val="24292E"/>
-                <w:sz w:val="19"/>
-              </w:rPr>
-              <w:t xml:space="preserve">        &lt;!-- 补充 OpenAI 及通用兼容端点扩展模块 --&gt;</w:t>
-            </w:r>
-          </w:p>
-          <w:p>
-            <w:pPr>
-              <w:spacing w:before="0" w:after="0" w:line="276" w:lineRule="auto"/>
-            </w:pPr>
-            <w:r>
-              <w:rPr>
-                <w:rFonts w:ascii="Consolas" w:hAnsi="Consolas"/>
-                <w:color w:val="24292E"/>
-                <w:sz w:val="19"/>
-              </w:rPr>
-              <w:t xml:space="preserve">        &lt;dependency&gt;</w:t>
-            </w:r>
-          </w:p>
-          <w:p>
-            <w:pPr>
-              <w:spacing w:before="0" w:after="0" w:line="276" w:lineRule="auto"/>
-            </w:pPr>
-            <w:r>
-              <w:rPr>
-                <w:rFonts w:ascii="Consolas" w:hAnsi="Consolas"/>
-                <w:color w:val="24292E"/>
-                <w:sz w:val="19"/>
-              </w:rPr>
-              <w:t xml:space="preserve">            &lt;groupId&gt;io.agentscope&lt;/groupId&gt;</w:t>
-            </w:r>
-          </w:p>
-          <w:p>
-            <w:pPr>
-              <w:spacing w:before="0" w:after="0" w:line="276" w:lineRule="auto"/>
-            </w:pPr>
-            <w:r>
-              <w:rPr>
-                <w:rFonts w:ascii="Consolas" w:hAnsi="Consolas"/>
-                <w:color w:val="24292E"/>
-                <w:sz w:val="19"/>
-              </w:rPr>
-              <w:t xml:space="preserve">            &lt;artifactId&gt;agentscope-extensions-model-openai&lt;/artifactId&gt;</w:t>
-            </w:r>
-          </w:p>
-          <w:p>
-            <w:pPr>
-              <w:spacing w:before="0" w:after="0" w:line="276" w:lineRule="auto"/>
-            </w:pPr>
-            <w:r>
-              <w:rPr>
-                <w:rFonts w:ascii="Consolas" w:hAnsi="Consolas"/>
-                <w:color w:val="24292E"/>
-                <w:sz w:val="19"/>
-              </w:rPr>
-              <w:t xml:space="preserve">            &lt;version&gt;${agentscope.version}&lt;/version&gt;</w:t>
-            </w:r>
-          </w:p>
-          <w:p>
-            <w:pPr>
-              <w:spacing w:before="0" w:after="0" w:line="276" w:lineRule="auto"/>
-            </w:pPr>
-            <w:r>
-              <w:rPr>
-                <w:rFonts w:ascii="Consolas" w:hAnsi="Consolas"/>
-                <w:color w:val="24292E"/>
-                <w:sz w:val="19"/>
-              </w:rPr>
-              <w:t xml:space="preserve">        &lt;/dependency&gt;</w:t>
-            </w:r>
-          </w:p>
-          <w:p>
-            <w:pPr>
-              <w:spacing w:before="0" w:after="0" w:line="276" w:lineRule="auto"/>
-            </w:pPr>
-            <w:r>
-              <w:rPr>
-                <w:rFonts w:ascii="Consolas" w:hAnsi="Consolas"/>
-                <w:color w:val="24292E"/>
-                <w:sz w:val="19"/>
-              </w:rPr>
-              <w:t xml:space="preserve">    &lt;/dependencies&gt;</w:t>
-            </w:r>
-          </w:p>
-          <w:p>
-            <w:pPr>
-              <w:spacing w:before="0" w:after="0" w:line="276" w:lineRule="auto"/>
-            </w:pPr>
-            <w:r>
-              <w:rPr>
-                <w:rFonts w:ascii="Consolas" w:hAnsi="Consolas"/>
-                <w:color w:val="24292E"/>
-                <w:sz w:val="19"/>
-              </w:rPr>
-              <w:t>&lt;/dependencyManagement&gt;</w:t>
-            </w:r>
-          </w:p>
-        </w:tc>
-      </w:tr>
-    </w:tbl>
-    <w:p>
-      <w:pPr>
-        <w:spacing w:before="40" w:after="80" w:line="300" w:lineRule="auto"/>
-      </w:pPr>
-      <w:r>
-        <w:rPr>
-          <w:b/>
-          <w:color w:val="1F4E78"/>
-        </w:rPr>
-        <w:t xml:space="preserve">修改文件: </w:t>
-      </w:r>
-      <w:r>
-        <w:t>2. 打开 agent-backend/server-agents/pom.xml，添加依赖：</w:t>
-      </w:r>
-    </w:p>
-    <w:tbl>
-      <w:tblPr>
-        <w:tblW w:type="auto" w:w="0"/>
-        <w:jc w:val="center"/>
-        <w:tblLook w:firstColumn="1" w:firstRow="1" w:lastColumn="0" w:lastRow="0" w:noHBand="0" w:noVBand="1" w:val="04A0"/>
-      </w:tblPr>
-      <w:tblGrid>
-        <w:gridCol w:w="9360"/>
-      </w:tblGrid>
-      <w:tr>
-        <w:tc>
-          <w:tcPr>
-            <w:tcW w:type="dxa" w:w="9360"/>
-            <w:shd w:val="clear" w:color="auto" w:fill="F5F7FA"/>
-            <w:tcMar>
-              <w:top w:w="120" w:type="dxa"/>
-              <w:bottom w:w="120" w:type="dxa"/>
-              <w:left w:w="180" w:type="dxa"/>
-              <w:right w:w="180" w:type="dxa"/>
-            </w:tcMar>
-            <w:tcBorders>
-              <w:top w:val="single" w:sz="4" w:space="0" w:color="DCDFE6"/>
-              <w:left w:val="single" w:sz="4" w:space="0" w:color="DCDFE6"/>
-              <w:bottom w:val="single" w:sz="4" w:space="0" w:color="DCDFE6"/>
-              <w:right w:val="single" w:sz="4" w:space="0" w:color="DCDFE6"/>
-            </w:tcBorders>
-          </w:tcPr>
-          <w:p>
-            <w:pPr>
-              <w:spacing w:before="40" w:after="40" w:line="276" w:lineRule="auto"/>
-            </w:pPr>
-            <w:r>
-              <w:rPr>
-                <w:rFonts w:ascii="Consolas" w:hAnsi="Consolas"/>
-                <w:color w:val="24292E"/>
-                <w:sz w:val="19"/>
-              </w:rPr>
-              <w:t>&lt;!-- agent-backend/server-agents/pom.xml --&gt;</w:t>
-            </w:r>
-          </w:p>
-          <w:p>
-            <w:pPr>
-              <w:spacing w:before="0" w:after="0" w:line="276" w:lineRule="auto"/>
-            </w:pPr>
-            <w:r>
-              <w:rPr>
-                <w:rFonts w:ascii="Consolas" w:hAnsi="Consolas"/>
-                <w:color w:val="24292E"/>
-                <w:sz w:val="19"/>
-              </w:rPr>
-              <w:t>&lt;dependencies&gt;</w:t>
-            </w:r>
-          </w:p>
-          <w:p>
-            <w:pPr>
-              <w:spacing w:before="0" w:after="0" w:line="276" w:lineRule="auto"/>
-            </w:pPr>
-            <w:r>
-              <w:rPr>
-                <w:rFonts w:ascii="Consolas" w:hAnsi="Consolas"/>
-                <w:color w:val="24292E"/>
-                <w:sz w:val="19"/>
-              </w:rPr>
-              <w:t xml:space="preserve">    &lt;dependency&gt;</w:t>
-            </w:r>
-          </w:p>
-          <w:p>
-            <w:pPr>
-              <w:spacing w:before="0" w:after="0" w:line="276" w:lineRule="auto"/>
-            </w:pPr>
-            <w:r>
-              <w:rPr>
-                <w:rFonts w:ascii="Consolas" w:hAnsi="Consolas"/>
-                <w:color w:val="24292E"/>
-                <w:sz w:val="19"/>
-              </w:rPr>
-              <w:t xml:space="preserve">        &lt;groupId&gt;io.agentscope&lt;/groupId&gt;</w:t>
-            </w:r>
-          </w:p>
-          <w:p>
-            <w:pPr>
-              <w:spacing w:before="0" w:after="0" w:line="276" w:lineRule="auto"/>
-            </w:pPr>
-            <w:r>
-              <w:rPr>
-                <w:rFonts w:ascii="Consolas" w:hAnsi="Consolas"/>
-                <w:color w:val="24292E"/>
-                <w:sz w:val="19"/>
-              </w:rPr>
-              <w:t xml:space="preserve">        &lt;artifactId&gt;agentscope-harness&lt;/artifactId&gt;</w:t>
-            </w:r>
-          </w:p>
-          <w:p>
-            <w:pPr>
-              <w:spacing w:before="0" w:after="0" w:line="276" w:lineRule="auto"/>
-            </w:pPr>
-            <w:r>
-              <w:rPr>
-                <w:rFonts w:ascii="Consolas" w:hAnsi="Consolas"/>
-                <w:color w:val="24292E"/>
-                <w:sz w:val="19"/>
-              </w:rPr>
-              <w:t xml:space="preserve">    &lt;/dependency&gt;</w:t>
-            </w:r>
-          </w:p>
-          <w:p>
-            <w:pPr>
-              <w:spacing w:before="0" w:after="0" w:line="276" w:lineRule="auto"/>
-            </w:pPr>
-            <w:r>
-              <w:rPr>
-                <w:rFonts w:ascii="Consolas" w:hAnsi="Consolas"/>
-                <w:color w:val="24292E"/>
-                <w:sz w:val="19"/>
-              </w:rPr>
-            </w:r>
-          </w:p>
-          <w:p>
-            <w:pPr>
-              <w:spacing w:before="0" w:after="0" w:line="276" w:lineRule="auto"/>
-            </w:pPr>
-            <w:r>
-              <w:rPr>
-                <w:rFonts w:ascii="Consolas" w:hAnsi="Consolas"/>
-                <w:color w:val="24292E"/>
-                <w:sz w:val="19"/>
-              </w:rPr>
-              <w:t xml:space="preserve">    &lt;dependency&gt;</w:t>
-            </w:r>
-          </w:p>
-          <w:p>
-            <w:pPr>
-              <w:spacing w:before="0" w:after="0" w:line="276" w:lineRule="auto"/>
-            </w:pPr>
-            <w:r>
-              <w:rPr>
-                <w:rFonts w:ascii="Consolas" w:hAnsi="Consolas"/>
-                <w:color w:val="24292E"/>
-                <w:sz w:val="19"/>
-              </w:rPr>
-              <w:t xml:space="preserve">        &lt;groupId&gt;io.agentscope&lt;/groupId&gt;</w:t>
-            </w:r>
-          </w:p>
-          <w:p>
-            <w:pPr>
-              <w:spacing w:before="0" w:after="0" w:line="276" w:lineRule="auto"/>
-            </w:pPr>
-            <w:r>
-              <w:rPr>
-                <w:rFonts w:ascii="Consolas" w:hAnsi="Consolas"/>
-                <w:color w:val="24292E"/>
-                <w:sz w:val="19"/>
-              </w:rPr>
-              <w:t xml:space="preserve">        &lt;artifactId&gt;agentscope-extensions-model-dashscope&lt;/artifactId&gt;</w:t>
-            </w:r>
-          </w:p>
-          <w:p>
-            <w:pPr>
-              <w:spacing w:before="0" w:after="0" w:line="276" w:lineRule="auto"/>
-            </w:pPr>
-            <w:r>
-              <w:rPr>
-                <w:rFonts w:ascii="Consolas" w:hAnsi="Consolas"/>
-                <w:color w:val="24292E"/>
-                <w:sz w:val="19"/>
-              </w:rPr>
-              <w:t xml:space="preserve">    &lt;/dependency&gt;</w:t>
-            </w:r>
-          </w:p>
-          <w:p>
-            <w:pPr>
-              <w:spacing w:before="0" w:after="0" w:line="276" w:lineRule="auto"/>
-            </w:pPr>
-            <w:r>
-              <w:rPr>
-                <w:rFonts w:ascii="Consolas" w:hAnsi="Consolas"/>
-                <w:color w:val="24292E"/>
-                <w:sz w:val="19"/>
-              </w:rPr>
-            </w:r>
-          </w:p>
-          <w:p>
-            <w:pPr>
-              <w:spacing w:before="0" w:after="0" w:line="276" w:lineRule="auto"/>
-            </w:pPr>
-            <w:r>
-              <w:rPr>
-                <w:rFonts w:ascii="Consolas" w:hAnsi="Consolas"/>
-                <w:color w:val="24292E"/>
-                <w:sz w:val="19"/>
-              </w:rPr>
-              <w:t xml:space="preserve">    &lt;dependency&gt;</w:t>
-            </w:r>
-          </w:p>
-          <w:p>
-            <w:pPr>
-              <w:spacing w:before="0" w:after="0" w:line="276" w:lineRule="auto"/>
-            </w:pPr>
-            <w:r>
-              <w:rPr>
-                <w:rFonts w:ascii="Consolas" w:hAnsi="Consolas"/>
-                <w:color w:val="24292E"/>
-                <w:sz w:val="19"/>
-              </w:rPr>
-              <w:t xml:space="preserve">        &lt;groupId&gt;io.agentscope&lt;/groupId&gt;</w:t>
-            </w:r>
-          </w:p>
-          <w:p>
-            <w:pPr>
-              <w:spacing w:before="0" w:after="0" w:line="276" w:lineRule="auto"/>
-            </w:pPr>
-            <w:r>
-              <w:rPr>
-                <w:rFonts w:ascii="Consolas" w:hAnsi="Consolas"/>
-                <w:color w:val="24292E"/>
-                <w:sz w:val="19"/>
-              </w:rPr>
-              <w:t xml:space="preserve">        &lt;artifactId&gt;agentscope-extensions-model-openai&lt;/artifactId&gt;</w:t>
-            </w:r>
-          </w:p>
-          <w:p>
-            <w:pPr>
-              <w:spacing w:before="0" w:after="0" w:line="276" w:lineRule="auto"/>
-            </w:pPr>
-            <w:r>
-              <w:rPr>
-                <w:rFonts w:ascii="Consolas" w:hAnsi="Consolas"/>
-                <w:color w:val="24292E"/>
-                <w:sz w:val="19"/>
-              </w:rPr>
-              <w:t xml:space="preserve">    &lt;/dependency&gt;</w:t>
-            </w:r>
-          </w:p>
-          <w:p>
-            <w:pPr>
-              <w:spacing w:before="0" w:after="0" w:line="276" w:lineRule="auto"/>
-            </w:pPr>
-            <w:r>
-              <w:rPr>
-                <w:rFonts w:ascii="Consolas" w:hAnsi="Consolas"/>
-                <w:color w:val="24292E"/>
-                <w:sz w:val="19"/>
-              </w:rPr>
-              <w:t>&lt;/dependencies&gt;</w:t>
+              <w:t>&lt;/dependency&gt;</w:t>
             </w:r>
           </w:p>
         </w:tc>
@@ -924,7 +362,7 @@
           <w:color w:val="2E75B6"/>
           <w:sz w:val="26"/>
         </w:rPr>
-        <w:t>步骤二：配置应用 YAML (application.yml)</w:t>
+        <w:t>步骤二：修改厂商级凭证配置 application.yml</w:t>
       </w:r>
     </w:p>
     <w:p>
@@ -932,7 +370,7 @@
         <w:spacing w:before="40" w:after="80" w:line="300" w:lineRule="auto"/>
       </w:pPr>
       <w:r>
-        <w:t>在 server-network/src/main/resources/application.yml (或 server-agents 相应配置文件) 中加入以下模型多厂商配置：</w:t>
+        <w:t>配置文件中仅保存厂商通信端点与密钥：</w:t>
       </w:r>
     </w:p>
     <w:tbl>
@@ -998,7 +436,7 @@
                 <w:color w:val="24292E"/>
                 <w:sz w:val="19"/>
               </w:rPr>
-              <w:t xml:space="preserve">    default-provider: qwen-max</w:t>
+              <w:t xml:space="preserve">    default-vendor: dashscope</w:t>
             </w:r>
           </w:p>
           <w:p>
@@ -1011,7 +449,7 @@
                 <w:color w:val="24292E"/>
                 <w:sz w:val="19"/>
               </w:rPr>
-              <w:t xml:space="preserve">    providers:</w:t>
+              <w:t xml:space="preserve">    default-model: qwen-max</w:t>
             </w:r>
           </w:p>
           <w:p>
@@ -1024,7 +462,20 @@
                 <w:color w:val="24292E"/>
                 <w:sz w:val="19"/>
               </w:rPr>
-              <w:t xml:space="preserve">      qwen-max:</w:t>
+              <w:t xml:space="preserve">    vendors:</w:t>
+            </w:r>
+          </w:p>
+          <w:p>
+            <w:pPr>
+              <w:spacing w:before="0" w:after="0" w:line="276" w:lineRule="auto"/>
+            </w:pPr>
+            <w:r>
+              <w:rPr>
+                <w:rFonts w:ascii="Consolas" w:hAnsi="Consolas"/>
+                <w:color w:val="24292E"/>
+                <w:sz w:val="19"/>
+              </w:rPr>
+              <w:t xml:space="preserve">      dashscope:</w:t>
             </w:r>
           </w:p>
           <w:p>
@@ -1050,72 +501,7 @@
                 <w:color w:val="24292E"/>
                 <w:sz w:val="19"/>
               </w:rPr>
-              <w:t xml:space="preserve">        model: qwen-max</w:t>
-            </w:r>
-          </w:p>
-          <w:p>
-            <w:pPr>
-              <w:spacing w:before="0" w:after="0" w:line="276" w:lineRule="auto"/>
-            </w:pPr>
-            <w:r>
-              <w:rPr>
-                <w:rFonts w:ascii="Consolas" w:hAnsi="Consolas"/>
-                <w:color w:val="24292E"/>
-                <w:sz w:val="19"/>
-              </w:rPr>
               <w:t xml:space="preserve">        api-key: ${DASHSCOPE_API_KEY:}</w:t>
-            </w:r>
-          </w:p>
-          <w:p>
-            <w:pPr>
-              <w:spacing w:before="0" w:after="0" w:line="276" w:lineRule="auto"/>
-            </w:pPr>
-            <w:r>
-              <w:rPr>
-                <w:rFonts w:ascii="Consolas" w:hAnsi="Consolas"/>
-                <w:color w:val="24292E"/>
-                <w:sz w:val="19"/>
-              </w:rPr>
-              <w:t xml:space="preserve">        thinking: false</w:t>
-            </w:r>
-          </w:p>
-          <w:p>
-            <w:pPr>
-              <w:spacing w:before="0" w:after="0" w:line="276" w:lineRule="auto"/>
-            </w:pPr>
-            <w:r>
-              <w:rPr>
-                <w:rFonts w:ascii="Consolas" w:hAnsi="Consolas"/>
-                <w:color w:val="24292E"/>
-                <w:sz w:val="19"/>
-              </w:rPr>
-              <w:t xml:space="preserve">        context-window: 32768</w:t>
-            </w:r>
-          </w:p>
-          <w:p>
-            <w:pPr>
-              <w:spacing w:before="0" w:after="0" w:line="276" w:lineRule="auto"/>
-            </w:pPr>
-            <w:r>
-              <w:rPr>
-                <w:rFonts w:ascii="Consolas" w:hAnsi="Consolas"/>
-                <w:color w:val="24292E"/>
-                <w:sz w:val="19"/>
-              </w:rPr>
-              <w:t xml:space="preserve">        max-output-tokens: 8192</w:t>
-            </w:r>
-          </w:p>
-          <w:p>
-            <w:pPr>
-              <w:spacing w:before="0" w:after="0" w:line="276" w:lineRule="auto"/>
-            </w:pPr>
-            <w:r>
-              <w:rPr>
-                <w:rFonts w:ascii="Consolas" w:hAnsi="Consolas"/>
-                <w:color w:val="24292E"/>
-                <w:sz w:val="19"/>
-              </w:rPr>
-              <w:t xml:space="preserve">        temperature: 0.7</w:t>
             </w:r>
           </w:p>
           <w:p>
@@ -1141,7 +527,7 @@
                 <w:color w:val="24292E"/>
                 <w:sz w:val="19"/>
               </w:rPr>
-              <w:t xml:space="preserve">      deepseek-r1:</w:t>
+              <w:t xml:space="preserve">      deepseek:</w:t>
             </w:r>
           </w:p>
           <w:p>
@@ -1180,19 +566,6 @@
                 <w:color w:val="24292E"/>
                 <w:sz w:val="19"/>
               </w:rPr>
-              <w:t xml:space="preserve">        model: deepseek-reasoner</w:t>
-            </w:r>
-          </w:p>
-          <w:p>
-            <w:pPr>
-              <w:spacing w:before="0" w:after="0" w:line="276" w:lineRule="auto"/>
-            </w:pPr>
-            <w:r>
-              <w:rPr>
-                <w:rFonts w:ascii="Consolas" w:hAnsi="Consolas"/>
-                <w:color w:val="24292E"/>
-                <w:sz w:val="19"/>
-              </w:rPr>
               <w:t xml:space="preserve">        api-key: ${DEEPSEEK_API_KEY:}</w:t>
             </w:r>
           </w:p>
@@ -1206,7 +579,7 @@
                 <w:color w:val="24292E"/>
                 <w:sz w:val="19"/>
               </w:rPr>
-              <w:t xml:space="preserve">        thinking: true</w:t>
+              <w:t xml:space="preserve">      </w:t>
             </w:r>
           </w:p>
           <w:p>
@@ -1219,7 +592,7 @@
                 <w:color w:val="24292E"/>
                 <w:sz w:val="19"/>
               </w:rPr>
-              <w:t xml:space="preserve">        context-window: 64000</w:t>
+              <w:t xml:space="preserve">      siliconflow:</w:t>
             </w:r>
           </w:p>
           <w:p>
@@ -1232,7 +605,7 @@
                 <w:color w:val="24292E"/>
                 <w:sz w:val="19"/>
               </w:rPr>
-              <w:t xml:space="preserve">        max-output-tokens: 8192</w:t>
+              <w:t xml:space="preserve">        protocol: openai-compat</w:t>
             </w:r>
           </w:p>
           <w:p>
@@ -1245,7 +618,20 @@
                 <w:color w:val="24292E"/>
                 <w:sz w:val="19"/>
               </w:rPr>
-              <w:t xml:space="preserve">        temperature: 0.6</w:t>
+              <w:t xml:space="preserve">        base-url: https://api.siliconflow.cn/v1</w:t>
+            </w:r>
+          </w:p>
+          <w:p>
+            <w:pPr>
+              <w:spacing w:before="0" w:after="0" w:line="276" w:lineRule="auto"/>
+            </w:pPr>
+            <w:r>
+              <w:rPr>
+                <w:rFonts w:ascii="Consolas" w:hAnsi="Consolas"/>
+                <w:color w:val="24292E"/>
+                <w:sz w:val="19"/>
+              </w:rPr>
+              <w:t xml:space="preserve">        api-key: ${SILICONFLOW_API_KEY:}</w:t>
             </w:r>
           </w:p>
           <w:p>
@@ -1270,7 +656,71 @@
                 <w:color w:val="24292E"/>
                 <w:sz w:val="19"/>
               </w:rPr>
-              <w:t xml:space="preserve">      gpt-4o:</w:t>
+              <w:t xml:space="preserve">      ollama:</w:t>
+            </w:r>
+          </w:p>
+          <w:p>
+            <w:pPr>
+              <w:spacing w:before="0" w:after="0" w:line="276" w:lineRule="auto"/>
+            </w:pPr>
+            <w:r>
+              <w:rPr>
+                <w:rFonts w:ascii="Consolas" w:hAnsi="Consolas"/>
+                <w:color w:val="24292E"/>
+                <w:sz w:val="19"/>
+              </w:rPr>
+              <w:t xml:space="preserve">        protocol: openai-compat</w:t>
+            </w:r>
+          </w:p>
+          <w:p>
+            <w:pPr>
+              <w:spacing w:before="0" w:after="0" w:line="276" w:lineRule="auto"/>
+            </w:pPr>
+            <w:r>
+              <w:rPr>
+                <w:rFonts w:ascii="Consolas" w:hAnsi="Consolas"/>
+                <w:color w:val="24292E"/>
+                <w:sz w:val="19"/>
+              </w:rPr>
+              <w:t xml:space="preserve">        base-url: http://localhost:11434/v1</w:t>
+            </w:r>
+          </w:p>
+          <w:p>
+            <w:pPr>
+              <w:spacing w:before="0" w:after="0" w:line="276" w:lineRule="auto"/>
+            </w:pPr>
+            <w:r>
+              <w:rPr>
+                <w:rFonts w:ascii="Consolas" w:hAnsi="Consolas"/>
+                <w:color w:val="24292E"/>
+                <w:sz w:val="19"/>
+              </w:rPr>
+              <w:t xml:space="preserve">        api-key: "ollama"</w:t>
+            </w:r>
+          </w:p>
+          <w:p>
+            <w:pPr>
+              <w:spacing w:before="0" w:after="0" w:line="276" w:lineRule="auto"/>
+            </w:pPr>
+            <w:r>
+              <w:rPr>
+                <w:rFonts w:ascii="Consolas" w:hAnsi="Consolas"/>
+                <w:color w:val="24292E"/>
+                <w:sz w:val="19"/>
+              </w:rPr>
+            </w:r>
+          </w:p>
+          <w:p>
+            <w:pPr>
+              <w:spacing w:before="0" w:after="0" w:line="276" w:lineRule="auto"/>
+            </w:pPr>
+            <w:r>
+              <w:rPr>
+                <w:rFonts w:ascii="Consolas" w:hAnsi="Consolas"/>
+                <w:color w:val="24292E"/>
+                <w:sz w:val="19"/>
+              </w:rPr>
+              <w:t xml:space="preserve">      openai:</w:t>
             </w:r>
           </w:p>
           <w:p>
@@ -1296,7 +746,7 @@
                 <w:color w:val="24292E"/>
                 <w:sz w:val="19"/>
               </w:rPr>
-              <w:t xml:space="preserve">        model: gpt-4o</w:t>
+              <w:t xml:space="preserve">        base-url: https://api.openai.com/v1</w:t>
             </w:r>
           </w:p>
           <w:p>
@@ -1310,45 +760,6 @@
                 <w:sz w:val="19"/>
               </w:rPr>
               <w:t xml:space="preserve">        api-key: ${OPENAI_API_KEY:}</w:t>
-            </w:r>
-          </w:p>
-          <w:p>
-            <w:pPr>
-              <w:spacing w:before="0" w:after="0" w:line="276" w:lineRule="auto"/>
-            </w:pPr>
-            <w:r>
-              <w:rPr>
-                <w:rFonts w:ascii="Consolas" w:hAnsi="Consolas"/>
-                <w:color w:val="24292E"/>
-                <w:sz w:val="19"/>
-              </w:rPr>
-              <w:t xml:space="preserve">        thinking: false</w:t>
-            </w:r>
-          </w:p>
-          <w:p>
-            <w:pPr>
-              <w:spacing w:before="0" w:after="0" w:line="276" w:lineRule="auto"/>
-            </w:pPr>
-            <w:r>
-              <w:rPr>
-                <w:rFonts w:ascii="Consolas" w:hAnsi="Consolas"/>
-                <w:color w:val="24292E"/>
-                <w:sz w:val="19"/>
-              </w:rPr>
-              <w:t xml:space="preserve">        context-window: 128000</w:t>
-            </w:r>
-          </w:p>
-          <w:p>
-            <w:pPr>
-              <w:spacing w:before="0" w:after="0" w:line="276" w:lineRule="auto"/>
-            </w:pPr>
-            <w:r>
-              <w:rPr>
-                <w:rFonts w:ascii="Consolas" w:hAnsi="Consolas"/>
-                <w:color w:val="24292E"/>
-                <w:sz w:val="19"/>
-              </w:rPr>
-              <w:t xml:space="preserve">        max-output-tokens: 4096</w:t>
             </w:r>
           </w:p>
         </w:tc>
@@ -1365,7 +776,7 @@
           <w:color w:val="2E75B6"/>
           <w:sz w:val="26"/>
         </w:rPr>
-        <w:t>步骤三：创建配置映射类 ModelProviderProperties.java</w:t>
+        <w:t>步骤三：创建厂商配置实体 VendorProviderProperties.java</w:t>
       </w:r>
     </w:p>
     <w:p>
@@ -1373,7 +784,7 @@
         <w:spacing w:before="40" w:after="80" w:line="300" w:lineRule="auto"/>
       </w:pPr>
       <w:r>
-        <w:t>新建文件路径: agent-backend/server-agents/src/main/java/butvan/agent/agents/model/config/ModelProviderProperties.java</w:t>
+        <w:t>路径: agent-backend/server-agents/src/main/java/butvan/agent/agents/model/config/VendorProviderProperties.java</w:t>
       </w:r>
     </w:p>
     <w:tbl>
@@ -1464,18 +875,6 @@
                 <w:color w:val="24292E"/>
                 <w:sz w:val="19"/>
               </w:rPr>
-            </w:r>
-          </w:p>
-          <w:p>
-            <w:pPr>
-              <w:spacing w:before="0" w:after="0" w:line="276" w:lineRule="auto"/>
-            </w:pPr>
-            <w:r>
-              <w:rPr>
-                <w:rFonts w:ascii="Consolas" w:hAnsi="Consolas"/>
-                <w:color w:val="24292E"/>
-                <w:sz w:val="19"/>
-              </w:rPr>
               <w:t>import java.util.HashMap;</w:t>
             </w:r>
           </w:p>
@@ -1514,45 +913,6 @@
                 <w:color w:val="24292E"/>
                 <w:sz w:val="19"/>
               </w:rPr>
-              <w:t>/**</w:t>
-            </w:r>
-          </w:p>
-          <w:p>
-            <w:pPr>
-              <w:spacing w:before="0" w:after="0" w:line="276" w:lineRule="auto"/>
-            </w:pPr>
-            <w:r>
-              <w:rPr>
-                <w:rFonts w:ascii="Consolas" w:hAnsi="Consolas"/>
-                <w:color w:val="24292E"/>
-                <w:sz w:val="19"/>
-              </w:rPr>
-              <w:t xml:space="preserve"> * AgentScope 多厂商模型配置映射类。</w:t>
-            </w:r>
-          </w:p>
-          <w:p>
-            <w:pPr>
-              <w:spacing w:before="0" w:after="0" w:line="276" w:lineRule="auto"/>
-            </w:pPr>
-            <w:r>
-              <w:rPr>
-                <w:rFonts w:ascii="Consolas" w:hAnsi="Consolas"/>
-                <w:color w:val="24292E"/>
-                <w:sz w:val="19"/>
-              </w:rPr>
-              <w:t xml:space="preserve"> */</w:t>
-            </w:r>
-          </w:p>
-          <w:p>
-            <w:pPr>
-              <w:spacing w:before="0" w:after="0" w:line="276" w:lineRule="auto"/>
-            </w:pPr>
-            <w:r>
-              <w:rPr>
-                <w:rFonts w:ascii="Consolas" w:hAnsi="Consolas"/>
-                <w:color w:val="24292E"/>
-                <w:sz w:val="19"/>
-              </w:rPr>
               <w:t>@Component</w:t>
             </w:r>
           </w:p>
@@ -1579,7 +939,46 @@
                 <w:color w:val="24292E"/>
                 <w:sz w:val="19"/>
               </w:rPr>
-              <w:t>public class ModelProviderProperties {</w:t>
+              <w:t>public class VendorProviderProperties {</w:t>
+            </w:r>
+          </w:p>
+          <w:p>
+            <w:pPr>
+              <w:spacing w:before="0" w:after="0" w:line="276" w:lineRule="auto"/>
+            </w:pPr>
+            <w:r>
+              <w:rPr>
+                <w:rFonts w:ascii="Consolas" w:hAnsi="Consolas"/>
+                <w:color w:val="24292E"/>
+                <w:sz w:val="19"/>
+              </w:rPr>
+              <w:t xml:space="preserve">    private String defaultVendor = "dashscope";</w:t>
+            </w:r>
+          </w:p>
+          <w:p>
+            <w:pPr>
+              <w:spacing w:before="0" w:after="0" w:line="276" w:lineRule="auto"/>
+            </w:pPr>
+            <w:r>
+              <w:rPr>
+                <w:rFonts w:ascii="Consolas" w:hAnsi="Consolas"/>
+                <w:color w:val="24292E"/>
+                <w:sz w:val="19"/>
+              </w:rPr>
+              <w:t xml:space="preserve">    private String defaultModel = "qwen-max";</w:t>
+            </w:r>
+          </w:p>
+          <w:p>
+            <w:pPr>
+              <w:spacing w:before="0" w:after="0" w:line="276" w:lineRule="auto"/>
+            </w:pPr>
+            <w:r>
+              <w:rPr>
+                <w:rFonts w:ascii="Consolas" w:hAnsi="Consolas"/>
+                <w:color w:val="24292E"/>
+                <w:sz w:val="19"/>
+              </w:rPr>
+              <w:t xml:space="preserve">    private Map&lt;String, VendorConfig&gt; vendors = new HashMap&lt;&gt;();</w:t>
             </w:r>
           </w:p>
           <w:p>
@@ -1604,7 +1003,7 @@
                 <w:color w:val="24292E"/>
                 <w:sz w:val="19"/>
               </w:rPr>
-              <w:t xml:space="preserve">    /**</w:t>
+              <w:t xml:space="preserve">    public String getDefaultVendor() { return defaultVendor; }</w:t>
             </w:r>
           </w:p>
           <w:p>
@@ -1617,33 +1016,7 @@
                 <w:color w:val="24292E"/>
                 <w:sz w:val="19"/>
               </w:rPr>
-              <w:t xml:space="preserve">     * 默认模型提供者名称</w:t>
-            </w:r>
-          </w:p>
-          <w:p>
-            <w:pPr>
-              <w:spacing w:before="0" w:after="0" w:line="276" w:lineRule="auto"/>
-            </w:pPr>
-            <w:r>
-              <w:rPr>
-                <w:rFonts w:ascii="Consolas" w:hAnsi="Consolas"/>
-                <w:color w:val="24292E"/>
-                <w:sz w:val="19"/>
-              </w:rPr>
-              <w:t xml:space="preserve">     */</w:t>
-            </w:r>
-          </w:p>
-          <w:p>
-            <w:pPr>
-              <w:spacing w:before="0" w:after="0" w:line="276" w:lineRule="auto"/>
-            </w:pPr>
-            <w:r>
-              <w:rPr>
-                <w:rFonts w:ascii="Consolas" w:hAnsi="Consolas"/>
-                <w:color w:val="24292E"/>
-                <w:sz w:val="19"/>
-              </w:rPr>
-              <w:t xml:space="preserve">    private String defaultProvider = "qwen-max";</w:t>
+              <w:t xml:space="preserve">    public void setDefaultVendor(String defaultVendor) { this.defaultVendor = defaultVendor; }</w:t>
             </w:r>
           </w:p>
           <w:p>
@@ -1668,7 +1041,7 @@
                 <w:color w:val="24292E"/>
                 <w:sz w:val="19"/>
               </w:rPr>
-              <w:t xml:space="preserve">    /**</w:t>
+              <w:t xml:space="preserve">    public String getDefaultModel() { return defaultModel; }</w:t>
             </w:r>
           </w:p>
           <w:p>
@@ -1681,33 +1054,7 @@
                 <w:color w:val="24292E"/>
                 <w:sz w:val="19"/>
               </w:rPr>
-              <w:t xml:space="preserve">     * 多厂商模型配置字典 (providerName -&gt; ProviderConfig)</w:t>
-            </w:r>
-          </w:p>
-          <w:p>
-            <w:pPr>
-              <w:spacing w:before="0" w:after="0" w:line="276" w:lineRule="auto"/>
-            </w:pPr>
-            <w:r>
-              <w:rPr>
-                <w:rFonts w:ascii="Consolas" w:hAnsi="Consolas"/>
-                <w:color w:val="24292E"/>
-                <w:sz w:val="19"/>
-              </w:rPr>
-              <w:t xml:space="preserve">     */</w:t>
-            </w:r>
-          </w:p>
-          <w:p>
-            <w:pPr>
-              <w:spacing w:before="0" w:after="0" w:line="276" w:lineRule="auto"/>
-            </w:pPr>
-            <w:r>
-              <w:rPr>
-                <w:rFonts w:ascii="Consolas" w:hAnsi="Consolas"/>
-                <w:color w:val="24292E"/>
-                <w:sz w:val="19"/>
-              </w:rPr>
-              <w:t xml:space="preserve">    private Map&lt;String, ProviderConfig&gt; providers = new HashMap&lt;&gt;();</w:t>
+              <w:t xml:space="preserve">    public void setDefaultModel(String defaultModel) { this.defaultModel = defaultModel; }</w:t>
             </w:r>
           </w:p>
           <w:p>
@@ -1732,7 +1079,7 @@
                 <w:color w:val="24292E"/>
                 <w:sz w:val="19"/>
               </w:rPr>
-              <w:t xml:space="preserve">    public String getDefaultProvider() {</w:t>
+              <w:t xml:space="preserve">    public Map&lt;String, VendorConfig&gt; getVendors() { return vendors; }</w:t>
             </w:r>
           </w:p>
           <w:p>
@@ -1745,20 +1092,7 @@
                 <w:color w:val="24292E"/>
                 <w:sz w:val="19"/>
               </w:rPr>
-              <w:t xml:space="preserve">        return defaultProvider;</w:t>
-            </w:r>
-          </w:p>
-          <w:p>
-            <w:pPr>
-              <w:spacing w:before="0" w:after="0" w:line="276" w:lineRule="auto"/>
-            </w:pPr>
-            <w:r>
-              <w:rPr>
-                <w:rFonts w:ascii="Consolas" w:hAnsi="Consolas"/>
-                <w:color w:val="24292E"/>
-                <w:sz w:val="19"/>
-              </w:rPr>
-              <w:t xml:space="preserve">    }</w:t>
+              <w:t xml:space="preserve">    public void setVendors(Map&lt;String, VendorConfig&gt; vendors) { this.vendors = vendors; }</w:t>
             </w:r>
           </w:p>
           <w:p>
@@ -1783,160 +1117,7 @@
                 <w:color w:val="24292E"/>
                 <w:sz w:val="19"/>
               </w:rPr>
-              <w:t xml:space="preserve">    public void setDefaultProvider(String defaultProvider) {</w:t>
-            </w:r>
-          </w:p>
-          <w:p>
-            <w:pPr>
-              <w:spacing w:before="0" w:after="0" w:line="276" w:lineRule="auto"/>
-            </w:pPr>
-            <w:r>
-              <w:rPr>
-                <w:rFonts w:ascii="Consolas" w:hAnsi="Consolas"/>
-                <w:color w:val="24292E"/>
-                <w:sz w:val="19"/>
-              </w:rPr>
-              <w:t xml:space="preserve">        this.defaultProvider = defaultProvider;</w:t>
-            </w:r>
-          </w:p>
-          <w:p>
-            <w:pPr>
-              <w:spacing w:before="0" w:after="0" w:line="276" w:lineRule="auto"/>
-            </w:pPr>
-            <w:r>
-              <w:rPr>
-                <w:rFonts w:ascii="Consolas" w:hAnsi="Consolas"/>
-                <w:color w:val="24292E"/>
-                <w:sz w:val="19"/>
-              </w:rPr>
-              <w:t xml:space="preserve">    }</w:t>
-            </w:r>
-          </w:p>
-          <w:p>
-            <w:pPr>
-              <w:spacing w:before="0" w:after="0" w:line="276" w:lineRule="auto"/>
-            </w:pPr>
-            <w:r>
-              <w:rPr>
-                <w:rFonts w:ascii="Consolas" w:hAnsi="Consolas"/>
-                <w:color w:val="24292E"/>
-                <w:sz w:val="19"/>
-              </w:rPr>
-            </w:r>
-          </w:p>
-          <w:p>
-            <w:pPr>
-              <w:spacing w:before="0" w:after="0" w:line="276" w:lineRule="auto"/>
-            </w:pPr>
-            <w:r>
-              <w:rPr>
-                <w:rFonts w:ascii="Consolas" w:hAnsi="Consolas"/>
-                <w:color w:val="24292E"/>
-                <w:sz w:val="19"/>
-              </w:rPr>
-              <w:t xml:space="preserve">    public Map&lt;String, ProviderConfig&gt; getProviders() {</w:t>
-            </w:r>
-          </w:p>
-          <w:p>
-            <w:pPr>
-              <w:spacing w:before="0" w:after="0" w:line="276" w:lineRule="auto"/>
-            </w:pPr>
-            <w:r>
-              <w:rPr>
-                <w:rFonts w:ascii="Consolas" w:hAnsi="Consolas"/>
-                <w:color w:val="24292E"/>
-                <w:sz w:val="19"/>
-              </w:rPr>
-              <w:t xml:space="preserve">        return providers;</w:t>
-            </w:r>
-          </w:p>
-          <w:p>
-            <w:pPr>
-              <w:spacing w:before="0" w:after="0" w:line="276" w:lineRule="auto"/>
-            </w:pPr>
-            <w:r>
-              <w:rPr>
-                <w:rFonts w:ascii="Consolas" w:hAnsi="Consolas"/>
-                <w:color w:val="24292E"/>
-                <w:sz w:val="19"/>
-              </w:rPr>
-              <w:t xml:space="preserve">    }</w:t>
-            </w:r>
-          </w:p>
-          <w:p>
-            <w:pPr>
-              <w:spacing w:before="0" w:after="0" w:line="276" w:lineRule="auto"/>
-            </w:pPr>
-            <w:r>
-              <w:rPr>
-                <w:rFonts w:ascii="Consolas" w:hAnsi="Consolas"/>
-                <w:color w:val="24292E"/>
-                <w:sz w:val="19"/>
-              </w:rPr>
-            </w:r>
-          </w:p>
-          <w:p>
-            <w:pPr>
-              <w:spacing w:before="0" w:after="0" w:line="276" w:lineRule="auto"/>
-            </w:pPr>
-            <w:r>
-              <w:rPr>
-                <w:rFonts w:ascii="Consolas" w:hAnsi="Consolas"/>
-                <w:color w:val="24292E"/>
-                <w:sz w:val="19"/>
-              </w:rPr>
-              <w:t xml:space="preserve">    public void setProviders(Map&lt;String, ProviderConfig&gt; providers) {</w:t>
-            </w:r>
-          </w:p>
-          <w:p>
-            <w:pPr>
-              <w:spacing w:before="0" w:after="0" w:line="276" w:lineRule="auto"/>
-            </w:pPr>
-            <w:r>
-              <w:rPr>
-                <w:rFonts w:ascii="Consolas" w:hAnsi="Consolas"/>
-                <w:color w:val="24292E"/>
-                <w:sz w:val="19"/>
-              </w:rPr>
-              <w:t xml:space="preserve">        this.providers = providers;</w:t>
-            </w:r>
-          </w:p>
-          <w:p>
-            <w:pPr>
-              <w:spacing w:before="0" w:after="0" w:line="276" w:lineRule="auto"/>
-            </w:pPr>
-            <w:r>
-              <w:rPr>
-                <w:rFonts w:ascii="Consolas" w:hAnsi="Consolas"/>
-                <w:color w:val="24292E"/>
-                <w:sz w:val="19"/>
-              </w:rPr>
-              <w:t xml:space="preserve">    }</w:t>
-            </w:r>
-          </w:p>
-          <w:p>
-            <w:pPr>
-              <w:spacing w:before="0" w:after="0" w:line="276" w:lineRule="auto"/>
-            </w:pPr>
-            <w:r>
-              <w:rPr>
-                <w:rFonts w:ascii="Consolas" w:hAnsi="Consolas"/>
-                <w:color w:val="24292E"/>
-                <w:sz w:val="19"/>
-              </w:rPr>
-            </w:r>
-          </w:p>
-          <w:p>
-            <w:pPr>
-              <w:spacing w:before="0" w:after="0" w:line="276" w:lineRule="auto"/>
-            </w:pPr>
-            <w:r>
-              <w:rPr>
-                <w:rFonts w:ascii="Consolas" w:hAnsi="Consolas"/>
-                <w:color w:val="24292E"/>
-                <w:sz w:val="19"/>
-              </w:rPr>
-              <w:t xml:space="preserve">    public static class ProviderConfig {</w:t>
+              <w:t xml:space="preserve">    public static class VendorConfig {</w:t>
             </w:r>
           </w:p>
           <w:p>
@@ -1962,7 +1143,7 @@
                 <w:color w:val="24292E"/>
                 <w:sz w:val="19"/>
               </w:rPr>
-              <w:t xml:space="preserve">        private String protocol; // "dashscope", "openai", "openai-compat", "anthropic"</w:t>
+              <w:t xml:space="preserve">        private String protocol; // "dashscope", "openai", "openai-compat"</w:t>
             </w:r>
           </w:p>
           <w:p>
@@ -1988,19 +1169,6 @@
                 <w:color w:val="24292E"/>
                 <w:sz w:val="19"/>
               </w:rPr>
-              <w:t xml:space="preserve">        private String model;</w:t>
-            </w:r>
-          </w:p>
-          <w:p>
-            <w:pPr>
-              <w:spacing w:before="0" w:after="0" w:line="276" w:lineRule="auto"/>
-            </w:pPr>
-            <w:r>
-              <w:rPr>
-                <w:rFonts w:ascii="Consolas" w:hAnsi="Consolas"/>
-                <w:color w:val="24292E"/>
-                <w:sz w:val="19"/>
-              </w:rPr>
               <w:t xml:space="preserve">        private String apiKey;</w:t>
             </w:r>
           </w:p>
@@ -2014,46 +1182,7 @@
                 <w:color w:val="24292E"/>
                 <w:sz w:val="19"/>
               </w:rPr>
-              <w:t xml:space="preserve">        private boolean thinking;</w:t>
-            </w:r>
-          </w:p>
-          <w:p>
-            <w:pPr>
-              <w:spacing w:before="0" w:after="0" w:line="276" w:lineRule="auto"/>
-            </w:pPr>
-            <w:r>
-              <w:rPr>
-                <w:rFonts w:ascii="Consolas" w:hAnsi="Consolas"/>
-                <w:color w:val="24292E"/>
-                <w:sz w:val="19"/>
-              </w:rPr>
-              <w:t xml:space="preserve">        private int contextWindow;</w:t>
-            </w:r>
-          </w:p>
-          <w:p>
-            <w:pPr>
-              <w:spacing w:before="0" w:after="0" w:line="276" w:lineRule="auto"/>
-            </w:pPr>
-            <w:r>
-              <w:rPr>
-                <w:rFonts w:ascii="Consolas" w:hAnsi="Consolas"/>
-                <w:color w:val="24292E"/>
-                <w:sz w:val="19"/>
-              </w:rPr>
-              <w:t xml:space="preserve">        private int maxOutputTokens;</w:t>
-            </w:r>
-          </w:p>
-          <w:p>
-            <w:pPr>
-              <w:spacing w:before="0" w:after="0" w:line="276" w:lineRule="auto"/>
-            </w:pPr>
-            <w:r>
-              <w:rPr>
-                <w:rFonts w:ascii="Consolas" w:hAnsi="Consolas"/>
-                <w:color w:val="24292E"/>
-                <w:sz w:val="19"/>
-              </w:rPr>
-              <w:t xml:space="preserve">        private Double temperature = 0.7;</w:t>
+              <w:t xml:space="preserve">        private boolean enabled = true;</w:t>
             </w:r>
           </w:p>
           <w:p>
@@ -2192,44 +1321,6 @@
                 <w:color w:val="24292E"/>
                 <w:sz w:val="19"/>
               </w:rPr>
-              <w:t xml:space="preserve">        public String getModel() { return model; }</w:t>
-            </w:r>
-          </w:p>
-          <w:p>
-            <w:pPr>
-              <w:spacing w:before="0" w:after="0" w:line="276" w:lineRule="auto"/>
-            </w:pPr>
-            <w:r>
-              <w:rPr>
-                <w:rFonts w:ascii="Consolas" w:hAnsi="Consolas"/>
-                <w:color w:val="24292E"/>
-                <w:sz w:val="19"/>
-              </w:rPr>
-              <w:t xml:space="preserve">        public void setModel(String model) { this.model = model; }</w:t>
-            </w:r>
-          </w:p>
-          <w:p>
-            <w:pPr>
-              <w:spacing w:before="0" w:after="0" w:line="276" w:lineRule="auto"/>
-            </w:pPr>
-            <w:r>
-              <w:rPr>
-                <w:rFonts w:ascii="Consolas" w:hAnsi="Consolas"/>
-                <w:color w:val="24292E"/>
-                <w:sz w:val="19"/>
-              </w:rPr>
-            </w:r>
-          </w:p>
-          <w:p>
-            <w:pPr>
-              <w:spacing w:before="0" w:after="0" w:line="276" w:lineRule="auto"/>
-            </w:pPr>
-            <w:r>
-              <w:rPr>
-                <w:rFonts w:ascii="Consolas" w:hAnsi="Consolas"/>
-                <w:color w:val="24292E"/>
-                <w:sz w:val="19"/>
-              </w:rPr>
               <w:t xml:space="preserve">        public String getApiKey() { return apiKey; }</w:t>
             </w:r>
           </w:p>
@@ -2268,7 +1359,7 @@
                 <w:color w:val="24292E"/>
                 <w:sz w:val="19"/>
               </w:rPr>
-              <w:t xml:space="preserve">        public boolean isThinking() { return thinking; }</w:t>
+              <w:t xml:space="preserve">        public boolean isEnabled() { return enabled; }</w:t>
             </w:r>
           </w:p>
           <w:p>
@@ -2281,121 +1372,7 @@
                 <w:color w:val="24292E"/>
                 <w:sz w:val="19"/>
               </w:rPr>
-              <w:t xml:space="preserve">        public void setThinking(boolean thinking) { this.thinking = thinking; }</w:t>
-            </w:r>
-          </w:p>
-          <w:p>
-            <w:pPr>
-              <w:spacing w:before="0" w:after="0" w:line="276" w:lineRule="auto"/>
-            </w:pPr>
-            <w:r>
-              <w:rPr>
-                <w:rFonts w:ascii="Consolas" w:hAnsi="Consolas"/>
-                <w:color w:val="24292E"/>
-                <w:sz w:val="19"/>
-              </w:rPr>
-            </w:r>
-          </w:p>
-          <w:p>
-            <w:pPr>
-              <w:spacing w:before="0" w:after="0" w:line="276" w:lineRule="auto"/>
-            </w:pPr>
-            <w:r>
-              <w:rPr>
-                <w:rFonts w:ascii="Consolas" w:hAnsi="Consolas"/>
-                <w:color w:val="24292E"/>
-                <w:sz w:val="19"/>
-              </w:rPr>
-              <w:t xml:space="preserve">        public int getContextWindow() { return contextWindow; }</w:t>
-            </w:r>
-          </w:p>
-          <w:p>
-            <w:pPr>
-              <w:spacing w:before="0" w:after="0" w:line="276" w:lineRule="auto"/>
-            </w:pPr>
-            <w:r>
-              <w:rPr>
-                <w:rFonts w:ascii="Consolas" w:hAnsi="Consolas"/>
-                <w:color w:val="24292E"/>
-                <w:sz w:val="19"/>
-              </w:rPr>
-              <w:t xml:space="preserve">        public void setContextWindow(int contextWindow) { this.contextWindow = contextWindow; }</w:t>
-            </w:r>
-          </w:p>
-          <w:p>
-            <w:pPr>
-              <w:spacing w:before="0" w:after="0" w:line="276" w:lineRule="auto"/>
-            </w:pPr>
-            <w:r>
-              <w:rPr>
-                <w:rFonts w:ascii="Consolas" w:hAnsi="Consolas"/>
-                <w:color w:val="24292E"/>
-                <w:sz w:val="19"/>
-              </w:rPr>
-            </w:r>
-          </w:p>
-          <w:p>
-            <w:pPr>
-              <w:spacing w:before="0" w:after="0" w:line="276" w:lineRule="auto"/>
-            </w:pPr>
-            <w:r>
-              <w:rPr>
-                <w:rFonts w:ascii="Consolas" w:hAnsi="Consolas"/>
-                <w:color w:val="24292E"/>
-                <w:sz w:val="19"/>
-              </w:rPr>
-              <w:t xml:space="preserve">        public int getMaxOutputTokens() { return maxOutputTokens; }</w:t>
-            </w:r>
-          </w:p>
-          <w:p>
-            <w:pPr>
-              <w:spacing w:before="0" w:after="0" w:line="276" w:lineRule="auto"/>
-            </w:pPr>
-            <w:r>
-              <w:rPr>
-                <w:rFonts w:ascii="Consolas" w:hAnsi="Consolas"/>
-                <w:color w:val="24292E"/>
-                <w:sz w:val="19"/>
-              </w:rPr>
-              <w:t xml:space="preserve">        public void setMaxOutputTokens(int maxOutputTokens) { this.maxOutputTokens = maxOutputTokens; }</w:t>
-            </w:r>
-          </w:p>
-          <w:p>
-            <w:pPr>
-              <w:spacing w:before="0" w:after="0" w:line="276" w:lineRule="auto"/>
-            </w:pPr>
-            <w:r>
-              <w:rPr>
-                <w:rFonts w:ascii="Consolas" w:hAnsi="Consolas"/>
-                <w:color w:val="24292E"/>
-                <w:sz w:val="19"/>
-              </w:rPr>
-            </w:r>
-          </w:p>
-          <w:p>
-            <w:pPr>
-              <w:spacing w:before="0" w:after="0" w:line="276" w:lineRule="auto"/>
-            </w:pPr>
-            <w:r>
-              <w:rPr>
-                <w:rFonts w:ascii="Consolas" w:hAnsi="Consolas"/>
-                <w:color w:val="24292E"/>
-                <w:sz w:val="19"/>
-              </w:rPr>
-              <w:t xml:space="preserve">        public Double getTemperature() { return temperature; }</w:t>
-            </w:r>
-          </w:p>
-          <w:p>
-            <w:pPr>
-              <w:spacing w:before="0" w:after="0" w:line="276" w:lineRule="auto"/>
-            </w:pPr>
-            <w:r>
-              <w:rPr>
-                <w:rFonts w:ascii="Consolas" w:hAnsi="Consolas"/>
-                <w:color w:val="24292E"/>
-                <w:sz w:val="19"/>
-              </w:rPr>
-              <w:t xml:space="preserve">        public void setTemperature(Double temperature) { this.temperature = temperature; }</w:t>
+              <w:t xml:space="preserve">        public void setEnabled(boolean enabled) { this.enabled = enabled; }</w:t>
             </w:r>
           </w:p>
           <w:p>
@@ -2438,7 +1415,7 @@
           <w:color w:val="2E75B6"/>
           <w:sz w:val="26"/>
         </w:rPr>
-        <w:t>步骤四：创建别名与能力解析器 ModelResolver.java</w:t>
+        <w:t>步骤四：创建动态模型请求上下文 ModelSelector.java</w:t>
       </w:r>
     </w:p>
     <w:p>
@@ -2446,7 +1423,7 @@
         <w:spacing w:before="40" w:after="80" w:line="300" w:lineRule="auto"/>
       </w:pPr>
       <w:r>
-        <w:t>新建文件路径: agent-backend/server-agents/src/main/java/butvan/agent/agents/model/resolver/ModelResolver.java</w:t>
+        <w:t>路径: agent-backend/server-agents/src/main/java/butvan/agent/agents/model/dto/ModelSelector.java</w:t>
       </w:r>
     </w:p>
     <w:tbl>
@@ -2486,7 +1463,7 @@
                 <w:color w:val="24292E"/>
                 <w:sz w:val="19"/>
               </w:rPr>
-              <w:t>package butvan.agent.agents.model.resolver;</w:t>
+              <w:t>package butvan.agent.agents.model.dto;</w:t>
             </w:r>
           </w:p>
           <w:p>
@@ -2511,7 +1488,7 @@
                 <w:color w:val="24292E"/>
                 <w:sz w:val="19"/>
               </w:rPr>
-              <w:t>import butvan.agent.agents.model.config.ModelProviderProperties.ProviderConfig;</w:t>
+              <w:t>public record ModelSelector(</w:t>
             </w:r>
           </w:p>
           <w:p>
@@ -2524,6 +1501,7 @@
                 <w:color w:val="24292E"/>
                 <w:sz w:val="19"/>
               </w:rPr>
+              <w:t xml:space="preserve">        String vendor,      // 厂商，如 "deepseek", "dashscope", "openai"</w:t>
             </w:r>
           </w:p>
           <w:p>
@@ -2536,7 +1514,7 @@
                 <w:color w:val="24292E"/>
                 <w:sz w:val="19"/>
               </w:rPr>
-              <w:t>import java.util.Map;</w:t>
+              <w:t xml:space="preserve">        String modelName,   // 模型ID，如 "deepseek-reasoner", "qwen-plus"</w:t>
             </w:r>
           </w:p>
           <w:p>
@@ -2549,6 +1527,7 @@
                 <w:color w:val="24292E"/>
                 <w:sz w:val="19"/>
               </w:rPr>
+              <w:t xml:space="preserve">        Double temperature,</w:t>
             </w:r>
           </w:p>
           <w:p>
@@ -2561,7 +1540,7 @@
                 <w:color w:val="24292E"/>
                 <w:sz w:val="19"/>
               </w:rPr>
-              <w:t>/**</w:t>
+              <w:t xml:space="preserve">        String customBaseUrl,</w:t>
             </w:r>
           </w:p>
           <w:p>
@@ -2574,7 +1553,7 @@
                 <w:color w:val="24292E"/>
                 <w:sz w:val="19"/>
               </w:rPr>
-              <w:t xml:space="preserve"> * 模型别名映射、能力探测与多级 Context Window 兜底解析器。</w:t>
+              <w:t xml:space="preserve">        String customApiKey</w:t>
             </w:r>
           </w:p>
           <w:p>
@@ -2587,7 +1566,7 @@
                 <w:color w:val="24292E"/>
                 <w:sz w:val="19"/>
               </w:rPr>
-              <w:t xml:space="preserve"> */</w:t>
+              <w:t>) {</w:t>
             </w:r>
           </w:p>
           <w:p>
@@ -2600,7 +1579,7 @@
                 <w:color w:val="24292E"/>
                 <w:sz w:val="19"/>
               </w:rPr>
-              <w:t>public class ModelResolver {</w:t>
+              <w:t xml:space="preserve">    public static ModelSelector of(String vendor, String modelName) {</w:t>
             </w:r>
           </w:p>
           <w:p>
@@ -2613,1014 +1592,7 @@
                 <w:color w:val="24292E"/>
                 <w:sz w:val="19"/>
               </w:rPr>
-            </w:r>
-          </w:p>
-          <w:p>
-            <w:pPr>
-              <w:spacing w:before="0" w:after="0" w:line="276" w:lineRule="auto"/>
-            </w:pPr>
-            <w:r>
-              <w:rPr>
-                <w:rFonts w:ascii="Consolas" w:hAnsi="Consolas"/>
-                <w:color w:val="24292E"/>
-                <w:sz w:val="19"/>
-              </w:rPr>
-              <w:t xml:space="preserve">    /**</w:t>
-            </w:r>
-          </w:p>
-          <w:p>
-            <w:pPr>
-              <w:spacing w:before="0" w:after="0" w:line="276" w:lineRule="auto"/>
-            </w:pPr>
-            <w:r>
-              <w:rPr>
-                <w:rFonts w:ascii="Consolas" w:hAnsi="Consolas"/>
-                <w:color w:val="24292E"/>
-                <w:sz w:val="19"/>
-              </w:rPr>
-              <w:t xml:space="preserve">     * 常用模型别名映射表</w:t>
-            </w:r>
-          </w:p>
-          <w:p>
-            <w:pPr>
-              <w:spacing w:before="0" w:after="0" w:line="276" w:lineRule="auto"/>
-            </w:pPr>
-            <w:r>
-              <w:rPr>
-                <w:rFonts w:ascii="Consolas" w:hAnsi="Consolas"/>
-                <w:color w:val="24292E"/>
-                <w:sz w:val="19"/>
-              </w:rPr>
-              <w:t xml:space="preserve">     */</w:t>
-            </w:r>
-          </w:p>
-          <w:p>
-            <w:pPr>
-              <w:spacing w:before="0" w:after="0" w:line="276" w:lineRule="auto"/>
-            </w:pPr>
-            <w:r>
-              <w:rPr>
-                <w:rFonts w:ascii="Consolas" w:hAnsi="Consolas"/>
-                <w:color w:val="24292E"/>
-                <w:sz w:val="19"/>
-              </w:rPr>
-              <w:t xml:space="preserve">    private static final Map&lt;String, String&gt; ALIASES = Map.of(</w:t>
-            </w:r>
-          </w:p>
-          <w:p>
-            <w:pPr>
-              <w:spacing w:before="0" w:after="0" w:line="276" w:lineRule="auto"/>
-            </w:pPr>
-            <w:r>
-              <w:rPr>
-                <w:rFonts w:ascii="Consolas" w:hAnsi="Consolas"/>
-                <w:color w:val="24292E"/>
-                <w:sz w:val="19"/>
-              </w:rPr>
-              <w:t xml:space="preserve">            "qwen", "qwen-max",</w:t>
-            </w:r>
-          </w:p>
-          <w:p>
-            <w:pPr>
-              <w:spacing w:before="0" w:after="0" w:line="276" w:lineRule="auto"/>
-            </w:pPr>
-            <w:r>
-              <w:rPr>
-                <w:rFonts w:ascii="Consolas" w:hAnsi="Consolas"/>
-                <w:color w:val="24292E"/>
-                <w:sz w:val="19"/>
-              </w:rPr>
-              <w:t xml:space="preserve">            "sonnet", "claude-3-5-sonnet-20241022",</w:t>
-            </w:r>
-          </w:p>
-          <w:p>
-            <w:pPr>
-              <w:spacing w:before="0" w:after="0" w:line="276" w:lineRule="auto"/>
-            </w:pPr>
-            <w:r>
-              <w:rPr>
-                <w:rFonts w:ascii="Consolas" w:hAnsi="Consolas"/>
-                <w:color w:val="24292E"/>
-                <w:sz w:val="19"/>
-              </w:rPr>
-              <w:t xml:space="preserve">            "haiku", "claude-3-5-haiku-20241022",</w:t>
-            </w:r>
-          </w:p>
-          <w:p>
-            <w:pPr>
-              <w:spacing w:before="0" w:after="0" w:line="276" w:lineRule="auto"/>
-            </w:pPr>
-            <w:r>
-              <w:rPr>
-                <w:rFonts w:ascii="Consolas" w:hAnsi="Consolas"/>
-                <w:color w:val="24292E"/>
-                <w:sz w:val="19"/>
-              </w:rPr>
-              <w:t xml:space="preserve">            "deepseek", "deepseek-reasoner",</w:t>
-            </w:r>
-          </w:p>
-          <w:p>
-            <w:pPr>
-              <w:spacing w:before="0" w:after="0" w:line="276" w:lineRule="auto"/>
-            </w:pPr>
-            <w:r>
-              <w:rPr>
-                <w:rFonts w:ascii="Consolas" w:hAnsi="Consolas"/>
-                <w:color w:val="24292E"/>
-                <w:sz w:val="19"/>
-              </w:rPr>
-              <w:t xml:space="preserve">            "gpt4", "gpt-4o"</w:t>
-            </w:r>
-          </w:p>
-          <w:p>
-            <w:pPr>
-              <w:spacing w:before="0" w:after="0" w:line="276" w:lineRule="auto"/>
-            </w:pPr>
-            <w:r>
-              <w:rPr>
-                <w:rFonts w:ascii="Consolas" w:hAnsi="Consolas"/>
-                <w:color w:val="24292E"/>
-                <w:sz w:val="19"/>
-              </w:rPr>
-              <w:t xml:space="preserve">    );</w:t>
-            </w:r>
-          </w:p>
-          <w:p>
-            <w:pPr>
-              <w:spacing w:before="0" w:after="0" w:line="276" w:lineRule="auto"/>
-            </w:pPr>
-            <w:r>
-              <w:rPr>
-                <w:rFonts w:ascii="Consolas" w:hAnsi="Consolas"/>
-                <w:color w:val="24292E"/>
-                <w:sz w:val="19"/>
-              </w:rPr>
-            </w:r>
-          </w:p>
-          <w:p>
-            <w:pPr>
-              <w:spacing w:before="0" w:after="0" w:line="276" w:lineRule="auto"/>
-            </w:pPr>
-            <w:r>
-              <w:rPr>
-                <w:rFonts w:ascii="Consolas" w:hAnsi="Consolas"/>
-                <w:color w:val="24292E"/>
-                <w:sz w:val="19"/>
-              </w:rPr>
-              <w:t xml:space="preserve">    /**</w:t>
-            </w:r>
-          </w:p>
-          <w:p>
-            <w:pPr>
-              <w:spacing w:before="0" w:after="0" w:line="276" w:lineRule="auto"/>
-            </w:pPr>
-            <w:r>
-              <w:rPr>
-                <w:rFonts w:ascii="Consolas" w:hAnsi="Consolas"/>
-                <w:color w:val="24292E"/>
-                <w:sz w:val="19"/>
-              </w:rPr>
-              <w:t xml:space="preserve">     * 协议与其对应的环境变量 API Key 映射</w:t>
-            </w:r>
-          </w:p>
-          <w:p>
-            <w:pPr>
-              <w:spacing w:before="0" w:after="0" w:line="276" w:lineRule="auto"/>
-            </w:pPr>
-            <w:r>
-              <w:rPr>
-                <w:rFonts w:ascii="Consolas" w:hAnsi="Consolas"/>
-                <w:color w:val="24292E"/>
-                <w:sz w:val="19"/>
-              </w:rPr>
-              <w:t xml:space="preserve">     */</w:t>
-            </w:r>
-          </w:p>
-          <w:p>
-            <w:pPr>
-              <w:spacing w:before="0" w:after="0" w:line="276" w:lineRule="auto"/>
-            </w:pPr>
-            <w:r>
-              <w:rPr>
-                <w:rFonts w:ascii="Consolas" w:hAnsi="Consolas"/>
-                <w:color w:val="24292E"/>
-                <w:sz w:val="19"/>
-              </w:rPr>
-              <w:t xml:space="preserve">    private static final Map&lt;String, String&gt; ENV_KEY_MAP = Map.of(</w:t>
-            </w:r>
-          </w:p>
-          <w:p>
-            <w:pPr>
-              <w:spacing w:before="0" w:after="0" w:line="276" w:lineRule="auto"/>
-            </w:pPr>
-            <w:r>
-              <w:rPr>
-                <w:rFonts w:ascii="Consolas" w:hAnsi="Consolas"/>
-                <w:color w:val="24292E"/>
-                <w:sz w:val="19"/>
-              </w:rPr>
-              <w:t xml:space="preserve">            "dashscope", "DASHSCOPE_API_KEY",</w:t>
-            </w:r>
-          </w:p>
-          <w:p>
-            <w:pPr>
-              <w:spacing w:before="0" w:after="0" w:line="276" w:lineRule="auto"/>
-            </w:pPr>
-            <w:r>
-              <w:rPr>
-                <w:rFonts w:ascii="Consolas" w:hAnsi="Consolas"/>
-                <w:color w:val="24292E"/>
-                <w:sz w:val="19"/>
-              </w:rPr>
-              <w:t xml:space="preserve">            "openai", "OPENAI_API_KEY",</w:t>
-            </w:r>
-          </w:p>
-          <w:p>
-            <w:pPr>
-              <w:spacing w:before="0" w:after="0" w:line="276" w:lineRule="auto"/>
-            </w:pPr>
-            <w:r>
-              <w:rPr>
-                <w:rFonts w:ascii="Consolas" w:hAnsi="Consolas"/>
-                <w:color w:val="24292E"/>
-                <w:sz w:val="19"/>
-              </w:rPr>
-              <w:t xml:space="preserve">            "openai-compat", "OPENAI_API_KEY",</w:t>
-            </w:r>
-          </w:p>
-          <w:p>
-            <w:pPr>
-              <w:spacing w:before="0" w:after="0" w:line="276" w:lineRule="auto"/>
-            </w:pPr>
-            <w:r>
-              <w:rPr>
-                <w:rFonts w:ascii="Consolas" w:hAnsi="Consolas"/>
-                <w:color w:val="24292E"/>
-                <w:sz w:val="19"/>
-              </w:rPr>
-              <w:t xml:space="preserve">            "anthropic", "ANTHROPIC_API_KEY"</w:t>
-            </w:r>
-          </w:p>
-          <w:p>
-            <w:pPr>
-              <w:spacing w:before="0" w:after="0" w:line="276" w:lineRule="auto"/>
-            </w:pPr>
-            <w:r>
-              <w:rPr>
-                <w:rFonts w:ascii="Consolas" w:hAnsi="Consolas"/>
-                <w:color w:val="24292E"/>
-                <w:sz w:val="19"/>
-              </w:rPr>
-              <w:t xml:space="preserve">    );</w:t>
-            </w:r>
-          </w:p>
-          <w:p>
-            <w:pPr>
-              <w:spacing w:before="0" w:after="0" w:line="276" w:lineRule="auto"/>
-            </w:pPr>
-            <w:r>
-              <w:rPr>
-                <w:rFonts w:ascii="Consolas" w:hAnsi="Consolas"/>
-                <w:color w:val="24292E"/>
-                <w:sz w:val="19"/>
-              </w:rPr>
-            </w:r>
-          </w:p>
-          <w:p>
-            <w:pPr>
-              <w:spacing w:before="0" w:after="0" w:line="276" w:lineRule="auto"/>
-            </w:pPr>
-            <w:r>
-              <w:rPr>
-                <w:rFonts w:ascii="Consolas" w:hAnsi="Consolas"/>
-                <w:color w:val="24292E"/>
-                <w:sz w:val="19"/>
-              </w:rPr>
-              <w:t xml:space="preserve">    /**</w:t>
-            </w:r>
-          </w:p>
-          <w:p>
-            <w:pPr>
-              <w:spacing w:before="0" w:after="0" w:line="276" w:lineRule="auto"/>
-            </w:pPr>
-            <w:r>
-              <w:rPr>
-                <w:rFonts w:ascii="Consolas" w:hAnsi="Consolas"/>
-                <w:color w:val="24292E"/>
-                <w:sz w:val="19"/>
-              </w:rPr>
-              <w:t xml:space="preserve">     * 解析模型名称或别名</w:t>
-            </w:r>
-          </w:p>
-          <w:p>
-            <w:pPr>
-              <w:spacing w:before="0" w:after="0" w:line="276" w:lineRule="auto"/>
-            </w:pPr>
-            <w:r>
-              <w:rPr>
-                <w:rFonts w:ascii="Consolas" w:hAnsi="Consolas"/>
-                <w:color w:val="24292E"/>
-                <w:sz w:val="19"/>
-              </w:rPr>
-              <w:t xml:space="preserve">     */</w:t>
-            </w:r>
-          </w:p>
-          <w:p>
-            <w:pPr>
-              <w:spacing w:before="0" w:after="0" w:line="276" w:lineRule="auto"/>
-            </w:pPr>
-            <w:r>
-              <w:rPr>
-                <w:rFonts w:ascii="Consolas" w:hAnsi="Consolas"/>
-                <w:color w:val="24292E"/>
-                <w:sz w:val="19"/>
-              </w:rPr>
-              <w:t xml:space="preserve">    public static String resolveModelId(String modelOrAlias) {</w:t>
-            </w:r>
-          </w:p>
-          <w:p>
-            <w:pPr>
-              <w:spacing w:before="0" w:after="0" w:line="276" w:lineRule="auto"/>
-            </w:pPr>
-            <w:r>
-              <w:rPr>
-                <w:rFonts w:ascii="Consolas" w:hAnsi="Consolas"/>
-                <w:color w:val="24292E"/>
-                <w:sz w:val="19"/>
-              </w:rPr>
-              <w:t xml:space="preserve">        if (modelOrAlias == null) return "";</w:t>
-            </w:r>
-          </w:p>
-          <w:p>
-            <w:pPr>
-              <w:spacing w:before="0" w:after="0" w:line="276" w:lineRule="auto"/>
-            </w:pPr>
-            <w:r>
-              <w:rPr>
-                <w:rFonts w:ascii="Consolas" w:hAnsi="Consolas"/>
-                <w:color w:val="24292E"/>
-                <w:sz w:val="19"/>
-              </w:rPr>
-              <w:t xml:space="preserve">        return ALIASES.getOrDefault(modelOrAlias.toLowerCase(), modelOrAlias);</w:t>
-            </w:r>
-          </w:p>
-          <w:p>
-            <w:pPr>
-              <w:spacing w:before="0" w:after="0" w:line="276" w:lineRule="auto"/>
-            </w:pPr>
-            <w:r>
-              <w:rPr>
-                <w:rFonts w:ascii="Consolas" w:hAnsi="Consolas"/>
-                <w:color w:val="24292E"/>
-                <w:sz w:val="19"/>
-              </w:rPr>
-              <w:t xml:space="preserve">    }</w:t>
-            </w:r>
-          </w:p>
-          <w:p>
-            <w:pPr>
-              <w:spacing w:before="0" w:after="0" w:line="276" w:lineRule="auto"/>
-            </w:pPr>
-            <w:r>
-              <w:rPr>
-                <w:rFonts w:ascii="Consolas" w:hAnsi="Consolas"/>
-                <w:color w:val="24292E"/>
-                <w:sz w:val="19"/>
-              </w:rPr>
-            </w:r>
-          </w:p>
-          <w:p>
-            <w:pPr>
-              <w:spacing w:before="0" w:after="0" w:line="276" w:lineRule="auto"/>
-            </w:pPr>
-            <w:r>
-              <w:rPr>
-                <w:rFonts w:ascii="Consolas" w:hAnsi="Consolas"/>
-                <w:color w:val="24292E"/>
-                <w:sz w:val="19"/>
-              </w:rPr>
-              <w:t xml:space="preserve">    /**</w:t>
-            </w:r>
-          </w:p>
-          <w:p>
-            <w:pPr>
-              <w:spacing w:before="0" w:after="0" w:line="276" w:lineRule="auto"/>
-            </w:pPr>
-            <w:r>
-              <w:rPr>
-                <w:rFonts w:ascii="Consolas" w:hAnsi="Consolas"/>
-                <w:color w:val="24292E"/>
-                <w:sz w:val="19"/>
-              </w:rPr>
-              <w:t xml:space="preserve">     * 判断模型是否具备 Reasoning / Thinking 特性</w:t>
-            </w:r>
-          </w:p>
-          <w:p>
-            <w:pPr>
-              <w:spacing w:before="0" w:after="0" w:line="276" w:lineRule="auto"/>
-            </w:pPr>
-            <w:r>
-              <w:rPr>
-                <w:rFonts w:ascii="Consolas" w:hAnsi="Consolas"/>
-                <w:color w:val="24292E"/>
-                <w:sz w:val="19"/>
-              </w:rPr>
-              <w:t xml:space="preserve">     */</w:t>
-            </w:r>
-          </w:p>
-          <w:p>
-            <w:pPr>
-              <w:spacing w:before="0" w:after="0" w:line="276" w:lineRule="auto"/>
-            </w:pPr>
-            <w:r>
-              <w:rPr>
-                <w:rFonts w:ascii="Consolas" w:hAnsi="Consolas"/>
-                <w:color w:val="24292E"/>
-                <w:sz w:val="19"/>
-              </w:rPr>
-              <w:t xml:space="preserve">    public static boolean supportsThinking(String model) {</w:t>
-            </w:r>
-          </w:p>
-          <w:p>
-            <w:pPr>
-              <w:spacing w:before="0" w:after="0" w:line="276" w:lineRule="auto"/>
-            </w:pPr>
-            <w:r>
-              <w:rPr>
-                <w:rFonts w:ascii="Consolas" w:hAnsi="Consolas"/>
-                <w:color w:val="24292E"/>
-                <w:sz w:val="19"/>
-              </w:rPr>
-              <w:t xml:space="preserve">        if (model == null) return false;</w:t>
-            </w:r>
-          </w:p>
-          <w:p>
-            <w:pPr>
-              <w:spacing w:before="0" w:after="0" w:line="276" w:lineRule="auto"/>
-            </w:pPr>
-            <w:r>
-              <w:rPr>
-                <w:rFonts w:ascii="Consolas" w:hAnsi="Consolas"/>
-                <w:color w:val="24292E"/>
-                <w:sz w:val="19"/>
-              </w:rPr>
-              <w:t xml:space="preserve">        String m = model.toLowerCase();</w:t>
-            </w:r>
-          </w:p>
-          <w:p>
-            <w:pPr>
-              <w:spacing w:before="0" w:after="0" w:line="276" w:lineRule="auto"/>
-            </w:pPr>
-            <w:r>
-              <w:rPr>
-                <w:rFonts w:ascii="Consolas" w:hAnsi="Consolas"/>
-                <w:color w:val="24292E"/>
-                <w:sz w:val="19"/>
-              </w:rPr>
-              <w:t xml:space="preserve">        return m.contains("reasoner") || m.contains("o1") || m.contains("o3") || m.contains("claude-3-7");</w:t>
-            </w:r>
-          </w:p>
-          <w:p>
-            <w:pPr>
-              <w:spacing w:before="0" w:after="0" w:line="276" w:lineRule="auto"/>
-            </w:pPr>
-            <w:r>
-              <w:rPr>
-                <w:rFonts w:ascii="Consolas" w:hAnsi="Consolas"/>
-                <w:color w:val="24292E"/>
-                <w:sz w:val="19"/>
-              </w:rPr>
-              <w:t xml:space="preserve">    }</w:t>
-            </w:r>
-          </w:p>
-          <w:p>
-            <w:pPr>
-              <w:spacing w:before="0" w:after="0" w:line="276" w:lineRule="auto"/>
-            </w:pPr>
-            <w:r>
-              <w:rPr>
-                <w:rFonts w:ascii="Consolas" w:hAnsi="Consolas"/>
-                <w:color w:val="24292E"/>
-                <w:sz w:val="19"/>
-              </w:rPr>
-            </w:r>
-          </w:p>
-          <w:p>
-            <w:pPr>
-              <w:spacing w:before="0" w:after="0" w:line="276" w:lineRule="auto"/>
-            </w:pPr>
-            <w:r>
-              <w:rPr>
-                <w:rFonts w:ascii="Consolas" w:hAnsi="Consolas"/>
-                <w:color w:val="24292E"/>
-                <w:sz w:val="19"/>
-              </w:rPr>
-              <w:t xml:space="preserve">    /**</w:t>
-            </w:r>
-          </w:p>
-          <w:p>
-            <w:pPr>
-              <w:spacing w:before="0" w:after="0" w:line="276" w:lineRule="auto"/>
-            </w:pPr>
-            <w:r>
-              <w:rPr>
-                <w:rFonts w:ascii="Consolas" w:hAnsi="Consolas"/>
-                <w:color w:val="24292E"/>
-                <w:sz w:val="19"/>
-              </w:rPr>
-              <w:t xml:space="preserve">     * 隐蔽解析有效 API Key (配置显示 Key &gt; 系统环境变量)</w:t>
-            </w:r>
-          </w:p>
-          <w:p>
-            <w:pPr>
-              <w:spacing w:before="0" w:after="0" w:line="276" w:lineRule="auto"/>
-            </w:pPr>
-            <w:r>
-              <w:rPr>
-                <w:rFonts w:ascii="Consolas" w:hAnsi="Consolas"/>
-                <w:color w:val="24292E"/>
-                <w:sz w:val="19"/>
-              </w:rPr>
-              <w:t xml:space="preserve">     */</w:t>
-            </w:r>
-          </w:p>
-          <w:p>
-            <w:pPr>
-              <w:spacing w:before="0" w:after="0" w:line="276" w:lineRule="auto"/>
-            </w:pPr>
-            <w:r>
-              <w:rPr>
-                <w:rFonts w:ascii="Consolas" w:hAnsi="Consolas"/>
-                <w:color w:val="24292E"/>
-                <w:sz w:val="19"/>
-              </w:rPr>
-              <w:t xml:space="preserve">    public static String resolveApiKey(ProviderConfig cfg) {</w:t>
-            </w:r>
-          </w:p>
-          <w:p>
-            <w:pPr>
-              <w:spacing w:before="0" w:after="0" w:line="276" w:lineRule="auto"/>
-            </w:pPr>
-            <w:r>
-              <w:rPr>
-                <w:rFonts w:ascii="Consolas" w:hAnsi="Consolas"/>
-                <w:color w:val="24292E"/>
-                <w:sz w:val="19"/>
-              </w:rPr>
-              <w:t xml:space="preserve">        if (cfg.getApiKey() != null &amp;&amp; !cfg.getApiKey().isBlank()) {</w:t>
-            </w:r>
-          </w:p>
-          <w:p>
-            <w:pPr>
-              <w:spacing w:before="0" w:after="0" w:line="276" w:lineRule="auto"/>
-            </w:pPr>
-            <w:r>
-              <w:rPr>
-                <w:rFonts w:ascii="Consolas" w:hAnsi="Consolas"/>
-                <w:color w:val="24292E"/>
-                <w:sz w:val="19"/>
-              </w:rPr>
-              <w:t xml:space="preserve">            return cfg.getApiKey();</w:t>
-            </w:r>
-          </w:p>
-          <w:p>
-            <w:pPr>
-              <w:spacing w:before="0" w:after="0" w:line="276" w:lineRule="auto"/>
-            </w:pPr>
-            <w:r>
-              <w:rPr>
-                <w:rFonts w:ascii="Consolas" w:hAnsi="Consolas"/>
-                <w:color w:val="24292E"/>
-                <w:sz w:val="19"/>
-              </w:rPr>
-              <w:t xml:space="preserve">        }</w:t>
-            </w:r>
-          </w:p>
-          <w:p>
-            <w:pPr>
-              <w:spacing w:before="0" w:after="0" w:line="276" w:lineRule="auto"/>
-            </w:pPr>
-            <w:r>
-              <w:rPr>
-                <w:rFonts w:ascii="Consolas" w:hAnsi="Consolas"/>
-                <w:color w:val="24292E"/>
-                <w:sz w:val="19"/>
-              </w:rPr>
-              <w:t xml:space="preserve">        String envName = ENV_KEY_MAP.get(cfg.getProtocol());</w:t>
-            </w:r>
-          </w:p>
-          <w:p>
-            <w:pPr>
-              <w:spacing w:before="0" w:after="0" w:line="276" w:lineRule="auto"/>
-            </w:pPr>
-            <w:r>
-              <w:rPr>
-                <w:rFonts w:ascii="Consolas" w:hAnsi="Consolas"/>
-                <w:color w:val="24292E"/>
-                <w:sz w:val="19"/>
-              </w:rPr>
-              <w:t xml:space="preserve">        if (envName != null) {</w:t>
-            </w:r>
-          </w:p>
-          <w:p>
-            <w:pPr>
-              <w:spacing w:before="0" w:after="0" w:line="276" w:lineRule="auto"/>
-            </w:pPr>
-            <w:r>
-              <w:rPr>
-                <w:rFonts w:ascii="Consolas" w:hAnsi="Consolas"/>
-                <w:color w:val="24292E"/>
-                <w:sz w:val="19"/>
-              </w:rPr>
-              <w:t xml:space="preserve">            String val = System.getenv(envName);</w:t>
-            </w:r>
-          </w:p>
-          <w:p>
-            <w:pPr>
-              <w:spacing w:before="0" w:after="0" w:line="276" w:lineRule="auto"/>
-            </w:pPr>
-            <w:r>
-              <w:rPr>
-                <w:rFonts w:ascii="Consolas" w:hAnsi="Consolas"/>
-                <w:color w:val="24292E"/>
-                <w:sz w:val="19"/>
-              </w:rPr>
-              <w:t xml:space="preserve">            if (val != null &amp;&amp; !val.isBlank()) {</w:t>
-            </w:r>
-          </w:p>
-          <w:p>
-            <w:pPr>
-              <w:spacing w:before="0" w:after="0" w:line="276" w:lineRule="auto"/>
-            </w:pPr>
-            <w:r>
-              <w:rPr>
-                <w:rFonts w:ascii="Consolas" w:hAnsi="Consolas"/>
-                <w:color w:val="24292E"/>
-                <w:sz w:val="19"/>
-              </w:rPr>
-              <w:t xml:space="preserve">                return val;</w:t>
-            </w:r>
-          </w:p>
-          <w:p>
-            <w:pPr>
-              <w:spacing w:before="0" w:after="0" w:line="276" w:lineRule="auto"/>
-            </w:pPr>
-            <w:r>
-              <w:rPr>
-                <w:rFonts w:ascii="Consolas" w:hAnsi="Consolas"/>
-                <w:color w:val="24292E"/>
-                <w:sz w:val="19"/>
-              </w:rPr>
-              <w:t xml:space="preserve">            }</w:t>
-            </w:r>
-          </w:p>
-          <w:p>
-            <w:pPr>
-              <w:spacing w:before="0" w:after="0" w:line="276" w:lineRule="auto"/>
-            </w:pPr>
-            <w:r>
-              <w:rPr>
-                <w:rFonts w:ascii="Consolas" w:hAnsi="Consolas"/>
-                <w:color w:val="24292E"/>
-                <w:sz w:val="19"/>
-              </w:rPr>
-              <w:t xml:space="preserve">        }</w:t>
-            </w:r>
-          </w:p>
-          <w:p>
-            <w:pPr>
-              <w:spacing w:before="0" w:after="0" w:line="276" w:lineRule="auto"/>
-            </w:pPr>
-            <w:r>
-              <w:rPr>
-                <w:rFonts w:ascii="Consolas" w:hAnsi="Consolas"/>
-                <w:color w:val="24292E"/>
-                <w:sz w:val="19"/>
-              </w:rPr>
-              <w:t xml:space="preserve">        // 特殊 fallback：若为 deepseek 可尝试 DEEPSEEK_API_KEY</w:t>
-            </w:r>
-          </w:p>
-          <w:p>
-            <w:pPr>
-              <w:spacing w:before="0" w:after="0" w:line="276" w:lineRule="auto"/>
-            </w:pPr>
-            <w:r>
-              <w:rPr>
-                <w:rFonts w:ascii="Consolas" w:hAnsi="Consolas"/>
-                <w:color w:val="24292E"/>
-                <w:sz w:val="19"/>
-              </w:rPr>
-              <w:t xml:space="preserve">        if ("openai-compat".equals(cfg.getProtocol())) {</w:t>
-            </w:r>
-          </w:p>
-          <w:p>
-            <w:pPr>
-              <w:spacing w:before="0" w:after="0" w:line="276" w:lineRule="auto"/>
-            </w:pPr>
-            <w:r>
-              <w:rPr>
-                <w:rFonts w:ascii="Consolas" w:hAnsi="Consolas"/>
-                <w:color w:val="24292E"/>
-                <w:sz w:val="19"/>
-              </w:rPr>
-              <w:t xml:space="preserve">            String dsKey = System.getenv("DEEPSEEK_API_KEY");</w:t>
-            </w:r>
-          </w:p>
-          <w:p>
-            <w:pPr>
-              <w:spacing w:before="0" w:after="0" w:line="276" w:lineRule="auto"/>
-            </w:pPr>
-            <w:r>
-              <w:rPr>
-                <w:rFonts w:ascii="Consolas" w:hAnsi="Consolas"/>
-                <w:color w:val="24292E"/>
-                <w:sz w:val="19"/>
-              </w:rPr>
-              <w:t xml:space="preserve">            if (dsKey != null &amp;&amp; !dsKey.isBlank()) return dsKey;</w:t>
-            </w:r>
-          </w:p>
-          <w:p>
-            <w:pPr>
-              <w:spacing w:before="0" w:after="0" w:line="276" w:lineRule="auto"/>
-            </w:pPr>
-            <w:r>
-              <w:rPr>
-                <w:rFonts w:ascii="Consolas" w:hAnsi="Consolas"/>
-                <w:color w:val="24292E"/>
-                <w:sz w:val="19"/>
-              </w:rPr>
-              <w:t xml:space="preserve">        }</w:t>
-            </w:r>
-          </w:p>
-          <w:p>
-            <w:pPr>
-              <w:spacing w:before="0" w:after="0" w:line="276" w:lineRule="auto"/>
-            </w:pPr>
-            <w:r>
-              <w:rPr>
-                <w:rFonts w:ascii="Consolas" w:hAnsi="Consolas"/>
-                <w:color w:val="24292E"/>
-                <w:sz w:val="19"/>
-              </w:rPr>
-              <w:t xml:space="preserve">        return "";</w:t>
-            </w:r>
-          </w:p>
-          <w:p>
-            <w:pPr>
-              <w:spacing w:before="0" w:after="0" w:line="276" w:lineRule="auto"/>
-            </w:pPr>
-            <w:r>
-              <w:rPr>
-                <w:rFonts w:ascii="Consolas" w:hAnsi="Consolas"/>
-                <w:color w:val="24292E"/>
-                <w:sz w:val="19"/>
-              </w:rPr>
-              <w:t xml:space="preserve">    }</w:t>
-            </w:r>
-          </w:p>
-          <w:p>
-            <w:pPr>
-              <w:spacing w:before="0" w:after="0" w:line="276" w:lineRule="auto"/>
-            </w:pPr>
-            <w:r>
-              <w:rPr>
-                <w:rFonts w:ascii="Consolas" w:hAnsi="Consolas"/>
-                <w:color w:val="24292E"/>
-                <w:sz w:val="19"/>
-              </w:rPr>
-            </w:r>
-          </w:p>
-          <w:p>
-            <w:pPr>
-              <w:spacing w:before="0" w:after="0" w:line="276" w:lineRule="auto"/>
-            </w:pPr>
-            <w:r>
-              <w:rPr>
-                <w:rFonts w:ascii="Consolas" w:hAnsi="Consolas"/>
-                <w:color w:val="24292E"/>
-                <w:sz w:val="19"/>
-              </w:rPr>
-              <w:t xml:space="preserve">    /**</w:t>
-            </w:r>
-          </w:p>
-          <w:p>
-            <w:pPr>
-              <w:spacing w:before="0" w:after="0" w:line="276" w:lineRule="auto"/>
-            </w:pPr>
-            <w:r>
-              <w:rPr>
-                <w:rFonts w:ascii="Consolas" w:hAnsi="Consolas"/>
-                <w:color w:val="24292E"/>
-                <w:sz w:val="19"/>
-              </w:rPr>
-              <w:t xml:space="preserve">     * 4 层 Context Window 兜底解析机制</w:t>
-            </w:r>
-          </w:p>
-          <w:p>
-            <w:pPr>
-              <w:spacing w:before="0" w:after="0" w:line="276" w:lineRule="auto"/>
-            </w:pPr>
-            <w:r>
-              <w:rPr>
-                <w:rFonts w:ascii="Consolas" w:hAnsi="Consolas"/>
-                <w:color w:val="24292E"/>
-                <w:sz w:val="19"/>
-              </w:rPr>
-              <w:t xml:space="preserve">     */</w:t>
-            </w:r>
-          </w:p>
-          <w:p>
-            <w:pPr>
-              <w:spacing w:before="0" w:after="0" w:line="276" w:lineRule="auto"/>
-            </w:pPr>
-            <w:r>
-              <w:rPr>
-                <w:rFonts w:ascii="Consolas" w:hAnsi="Consolas"/>
-                <w:color w:val="24292E"/>
-                <w:sz w:val="19"/>
-              </w:rPr>
-              <w:t xml:space="preserve">    public static int resolveContextWindow(ProviderConfig cfg) {</w:t>
-            </w:r>
-          </w:p>
-          <w:p>
-            <w:pPr>
-              <w:spacing w:before="0" w:after="0" w:line="276" w:lineRule="auto"/>
-            </w:pPr>
-            <w:r>
-              <w:rPr>
-                <w:rFonts w:ascii="Consolas" w:hAnsi="Consolas"/>
-                <w:color w:val="24292E"/>
-                <w:sz w:val="19"/>
-              </w:rPr>
-              <w:t xml:space="preserve">        // Layer 1: 手写显式配置</w:t>
-            </w:r>
-          </w:p>
-          <w:p>
-            <w:pPr>
-              <w:spacing w:before="0" w:after="0" w:line="276" w:lineRule="auto"/>
-            </w:pPr>
-            <w:r>
-              <w:rPr>
-                <w:rFonts w:ascii="Consolas" w:hAnsi="Consolas"/>
-                <w:color w:val="24292E"/>
-                <w:sz w:val="19"/>
-              </w:rPr>
-              <w:t xml:space="preserve">        if (cfg.getContextWindow() &gt; 0) {</w:t>
-            </w:r>
-          </w:p>
-          <w:p>
-            <w:pPr>
-              <w:spacing w:before="0" w:after="0" w:line="276" w:lineRule="auto"/>
-            </w:pPr>
-            <w:r>
-              <w:rPr>
-                <w:rFonts w:ascii="Consolas" w:hAnsi="Consolas"/>
-                <w:color w:val="24292E"/>
-                <w:sz w:val="19"/>
-              </w:rPr>
-              <w:t xml:space="preserve">            return cfg.getContextWindow();</w:t>
-            </w:r>
-          </w:p>
-          <w:p>
-            <w:pPr>
-              <w:spacing w:before="0" w:after="0" w:line="276" w:lineRule="auto"/>
-            </w:pPr>
-            <w:r>
-              <w:rPr>
-                <w:rFonts w:ascii="Consolas" w:hAnsi="Consolas"/>
-                <w:color w:val="24292E"/>
-                <w:sz w:val="19"/>
-              </w:rPr>
-              <w:t xml:space="preserve">        }</w:t>
-            </w:r>
-          </w:p>
-          <w:p>
-            <w:pPr>
-              <w:spacing w:before="0" w:after="0" w:line="276" w:lineRule="auto"/>
-            </w:pPr>
-            <w:r>
-              <w:rPr>
-                <w:rFonts w:ascii="Consolas" w:hAnsi="Consolas"/>
-                <w:color w:val="24292E"/>
-                <w:sz w:val="19"/>
-              </w:rPr>
-              <w:t xml:space="preserve">        // Layer 2 &amp; 3: 模型契约匹配矩阵</w:t>
-            </w:r>
-          </w:p>
-          <w:p>
-            <w:pPr>
-              <w:spacing w:before="0" w:after="0" w:line="276" w:lineRule="auto"/>
-            </w:pPr>
-            <w:r>
-              <w:rPr>
-                <w:rFonts w:ascii="Consolas" w:hAnsi="Consolas"/>
-                <w:color w:val="24292E"/>
-                <w:sz w:val="19"/>
-              </w:rPr>
-              <w:t xml:space="preserve">        String m = cfg.getModel() != null ? cfg.getModel().toLowerCase() : "";</w:t>
-            </w:r>
-          </w:p>
-          <w:p>
-            <w:pPr>
-              <w:spacing w:before="0" w:after="0" w:line="276" w:lineRule="auto"/>
-            </w:pPr>
-            <w:r>
-              <w:rPr>
-                <w:rFonts w:ascii="Consolas" w:hAnsi="Consolas"/>
-                <w:color w:val="24292E"/>
-                <w:sz w:val="19"/>
-              </w:rPr>
-              <w:t xml:space="preserve">        if (m.contains("1m") || m.contains("gpt-4.1")) return 1_000_000;</w:t>
-            </w:r>
-          </w:p>
-          <w:p>
-            <w:pPr>
-              <w:spacing w:before="0" w:after="0" w:line="276" w:lineRule="auto"/>
-            </w:pPr>
-            <w:r>
-              <w:rPr>
-                <w:rFonts w:ascii="Consolas" w:hAnsi="Consolas"/>
-                <w:color w:val="24292E"/>
-                <w:sz w:val="19"/>
-              </w:rPr>
-              <w:t xml:space="preserve">        if (m.contains("gpt-4o") || m.contains("gpt-4-turbo")) return 128_000;</w:t>
-            </w:r>
-          </w:p>
-          <w:p>
-            <w:pPr>
-              <w:spacing w:before="0" w:after="0" w:line="276" w:lineRule="auto"/>
-            </w:pPr>
-            <w:r>
-              <w:rPr>
-                <w:rFonts w:ascii="Consolas" w:hAnsi="Consolas"/>
-                <w:color w:val="24292E"/>
-                <w:sz w:val="19"/>
-              </w:rPr>
-              <w:t xml:space="preserve">        if (m.contains("o1") || m.contains("o3") || m.contains("claude")) return 200_000;</w:t>
-            </w:r>
-          </w:p>
-          <w:p>
-            <w:pPr>
-              <w:spacing w:before="0" w:after="0" w:line="276" w:lineRule="auto"/>
-            </w:pPr>
-            <w:r>
-              <w:rPr>
-                <w:rFonts w:ascii="Consolas" w:hAnsi="Consolas"/>
-                <w:color w:val="24292E"/>
-                <w:sz w:val="19"/>
-              </w:rPr>
-              <w:t xml:space="preserve">        if (m.contains("deepseek")) return 64_000;</w:t>
-            </w:r>
-          </w:p>
-          <w:p>
-            <w:pPr>
-              <w:spacing w:before="0" w:after="0" w:line="276" w:lineRule="auto"/>
-            </w:pPr>
-            <w:r>
-              <w:rPr>
-                <w:rFonts w:ascii="Consolas" w:hAnsi="Consolas"/>
-                <w:color w:val="24292E"/>
-                <w:sz w:val="19"/>
-              </w:rPr>
-              <w:t xml:space="preserve">        if (m.contains("qwen")) return 32_768;</w:t>
-            </w:r>
-          </w:p>
-          <w:p>
-            <w:pPr>
-              <w:spacing w:before="0" w:after="0" w:line="276" w:lineRule="auto"/>
-            </w:pPr>
-            <w:r>
-              <w:rPr>
-                <w:rFonts w:ascii="Consolas" w:hAnsi="Consolas"/>
-                <w:color w:val="24292E"/>
-                <w:sz w:val="19"/>
-              </w:rPr>
-            </w:r>
-          </w:p>
-          <w:p>
-            <w:pPr>
-              <w:spacing w:before="0" w:after="0" w:line="276" w:lineRule="auto"/>
-            </w:pPr>
-            <w:r>
-              <w:rPr>
-                <w:rFonts w:ascii="Consolas" w:hAnsi="Consolas"/>
-                <w:color w:val="24292E"/>
-                <w:sz w:val="19"/>
-              </w:rPr>
-              <w:t xml:space="preserve">        // Layer 4: 保守兜底</w:t>
-            </w:r>
-          </w:p>
-          <w:p>
-            <w:pPr>
-              <w:spacing w:before="0" w:after="0" w:line="276" w:lineRule="auto"/>
-            </w:pPr>
-            <w:r>
-              <w:rPr>
-                <w:rFonts w:ascii="Consolas" w:hAnsi="Consolas"/>
-                <w:color w:val="24292E"/>
-                <w:sz w:val="19"/>
-              </w:rPr>
-              <w:t xml:space="preserve">        return 128_000;</w:t>
+              <w:t xml:space="preserve">        return new ModelSelector(vendor, modelName, 0.7, null, null);</w:t>
             </w:r>
           </w:p>
           <w:p>
@@ -3663,7 +1635,7 @@
           <w:color w:val="2E75B6"/>
           <w:sz w:val="26"/>
         </w:rPr>
-        <w:t>步骤五：创建模型工厂类 AgentScopeModelFactory.java</w:t>
+        <w:t>步骤五：升级 AgentScopeModelFactory.java</w:t>
       </w:r>
     </w:p>
     <w:p>
@@ -3671,7 +1643,7 @@
         <w:spacing w:before="40" w:after="80" w:line="300" w:lineRule="auto"/>
       </w:pPr>
       <w:r>
-        <w:t>新建文件路径: agent-backend/server-agents/src/main/java/butvan/agent/agents/model/factory/AgentScopeModelFactory.java</w:t>
+        <w:t>路径: agent-backend/server-agents/src/main/java/butvan/agent/agents/model/factory/AgentScopeModelFactory.java</w:t>
       </w:r>
     </w:p>
     <w:tbl>
@@ -3736,7 +1708,7 @@
                 <w:color w:val="24292E"/>
                 <w:sz w:val="19"/>
               </w:rPr>
-              <w:t>import butvan.agent.agents.model.config.ModelProviderProperties.ProviderConfig;</w:t>
+              <w:t>import butvan.agent.agents.model.config.VendorProviderProperties.VendorConfig;</w:t>
             </w:r>
           </w:p>
           <w:p>
@@ -3749,7 +1721,7 @@
                 <w:color w:val="24292E"/>
                 <w:sz w:val="19"/>
               </w:rPr>
-              <w:t>import butvan.agent.agents.model.resolver.ModelResolver;</w:t>
+              <w:t>import butvan.agent.agents.model.dto.ModelSelector;</w:t>
             </w:r>
           </w:p>
           <w:p>
@@ -3839,58 +1811,7 @@
                 <w:color w:val="24292E"/>
                 <w:sz w:val="19"/>
               </w:rPr>
-              <w:t>/**</w:t>
-            </w:r>
-          </w:p>
-          <w:p>
-            <w:pPr>
-              <w:spacing w:before="0" w:after="0" w:line="276" w:lineRule="auto"/>
-            </w:pPr>
-            <w:r>
-              <w:rPr>
-                <w:rFonts w:ascii="Consolas" w:hAnsi="Consolas"/>
-                <w:color w:val="24292E"/>
-                <w:sz w:val="19"/>
-              </w:rPr>
-              <w:t xml:space="preserve"> * AgentScope Java 模型构建工厂。</w:t>
-            </w:r>
-          </w:p>
-          <w:p>
-            <w:pPr>
-              <w:spacing w:before="0" w:after="0" w:line="276" w:lineRule="auto"/>
-            </w:pPr>
-            <w:r>
-              <w:rPr>
-                <w:rFonts w:ascii="Consolas" w:hAnsi="Consolas"/>
-                <w:color w:val="24292E"/>
-                <w:sz w:val="19"/>
-              </w:rPr>
-              <w:t xml:space="preserve"> */</w:t>
-            </w:r>
-          </w:p>
-          <w:p>
-            <w:pPr>
-              <w:spacing w:before="0" w:after="0" w:line="276" w:lineRule="auto"/>
-            </w:pPr>
-            <w:r>
-              <w:rPr>
-                <w:rFonts w:ascii="Consolas" w:hAnsi="Consolas"/>
-                <w:color w:val="24292E"/>
-                <w:sz w:val="19"/>
-              </w:rPr>
               <w:t>public class AgentScopeModelFactory {</w:t>
-            </w:r>
-          </w:p>
-          <w:p>
-            <w:pPr>
-              <w:spacing w:before="0" w:after="0" w:line="276" w:lineRule="auto"/>
-            </w:pPr>
-            <w:r>
-              <w:rPr>
-                <w:rFonts w:ascii="Consolas" w:hAnsi="Consolas"/>
-                <w:color w:val="24292E"/>
-                <w:sz w:val="19"/>
-              </w:rPr>
             </w:r>
           </w:p>
           <w:p>
@@ -3928,7 +1849,7 @@
                 <w:color w:val="24292E"/>
                 <w:sz w:val="19"/>
               </w:rPr>
-              <w:t xml:space="preserve">    /**</w:t>
+              <w:t xml:space="preserve">    public static Model createModel(VendorConfig vendorConfig, ModelSelector selector) {</w:t>
             </w:r>
           </w:p>
           <w:p>
@@ -3941,7 +1862,7 @@
                 <w:color w:val="24292E"/>
                 <w:sz w:val="19"/>
               </w:rPr>
-              <w:t xml:space="preserve">     * 根据 ProviderConfig 构建对应的 AgentScope Model 实例</w:t>
+              <w:t xml:space="preserve">        String protocol = vendorConfig.getProtocol() != null ? vendorConfig.getProtocol().toLowerCase() : "";</w:t>
             </w:r>
           </w:p>
           <w:p>
@@ -3954,7 +1875,7 @@
                 <w:color w:val="24292E"/>
                 <w:sz w:val="19"/>
               </w:rPr>
-              <w:t xml:space="preserve">     */</w:t>
+              <w:t xml:space="preserve">        String apiKey = (selector.customApiKey() != null &amp;&amp; !selector.customApiKey().isBlank())</w:t>
             </w:r>
           </w:p>
           <w:p>
@@ -3967,7 +1888,7 @@
                 <w:color w:val="24292E"/>
                 <w:sz w:val="19"/>
               </w:rPr>
-              <w:t xml:space="preserve">    public static Model createModel(String providerName, ProviderConfig cfg) {</w:t>
+              <w:t xml:space="preserve">                ? selector.customApiKey() : resolveApiKey(vendorConfig);</w:t>
             </w:r>
           </w:p>
           <w:p>
@@ -3980,7 +1901,7 @@
                 <w:color w:val="24292E"/>
                 <w:sz w:val="19"/>
               </w:rPr>
-              <w:t xml:space="preserve">        String protocol = cfg.getProtocol() != null ? cfg.getProtocol().toLowerCase() : "";</w:t>
+              <w:t xml:space="preserve">        String baseUrl = (selector.customBaseUrl() != null &amp;&amp; !selector.customBaseUrl().isBlank())</w:t>
             </w:r>
           </w:p>
           <w:p>
@@ -3993,7 +1914,7 @@
                 <w:color w:val="24292E"/>
                 <w:sz w:val="19"/>
               </w:rPr>
-              <w:t xml:space="preserve">        String apiKey = ModelResolver.resolveApiKey(cfg);</w:t>
+              <w:t xml:space="preserve">                ? selector.customBaseUrl() : vendorConfig.getBaseUrl();</w:t>
             </w:r>
           </w:p>
           <w:p>
@@ -4006,7 +1927,20 @@
                 <w:color w:val="24292E"/>
                 <w:sz w:val="19"/>
               </w:rPr>
-              <w:t xml:space="preserve">        String modelId = ModelResolver.resolveModelId(cfg.getModel());</w:t>
+              <w:t xml:space="preserve">        String targetModelId = selector.modelName();</w:t>
+            </w:r>
+          </w:p>
+          <w:p>
+            <w:pPr>
+              <w:spacing w:before="0" w:after="0" w:line="276" w:lineRule="auto"/>
+            </w:pPr>
+            <w:r>
+              <w:rPr>
+                <w:rFonts w:ascii="Consolas" w:hAnsi="Consolas"/>
+                <w:color w:val="24292E"/>
+                <w:sz w:val="19"/>
+              </w:rPr>
+              <w:t xml:space="preserve">        Double temp = selector.temperature() != null ? selector.temperature() : 0.7;</w:t>
             </w:r>
           </w:p>
           <w:p>
@@ -4031,7 +1965,7 @@
                 <w:color w:val="24292E"/>
                 <w:sz w:val="19"/>
               </w:rPr>
-              <w:t xml:space="preserve">        log.info("Initializing AgentScope Model [{}] - Protocol: {}, ModelId: {}", providerName, protocol, modelId);</w:t>
+              <w:t xml:space="preserve">        log.info("Creating dynamic AgentScope Model - Vendor: [{}], Model: [{}]", vendorConfig.getName(), targetModelId);</w:t>
             </w:r>
           </w:p>
           <w:p>
@@ -4095,7 +2029,7 @@
                 <w:color w:val="24292E"/>
                 <w:sz w:val="19"/>
               </w:rPr>
-              <w:t xml:space="preserve">                        .modelName(modelId)</w:t>
+              <w:t xml:space="preserve">                        .modelName(targetModelId)</w:t>
             </w:r>
           </w:p>
           <w:p>
@@ -4121,7 +2055,7 @@
                 <w:color w:val="24292E"/>
                 <w:sz w:val="19"/>
               </w:rPr>
-              <w:t xml:space="preserve">                        .temperature(cfg.getTemperature())</w:t>
+              <w:t xml:space="preserve">                        .temperature(temp)</w:t>
             </w:r>
           </w:p>
           <w:p>
@@ -4198,7 +2132,7 @@
                 <w:color w:val="24292E"/>
                 <w:sz w:val="19"/>
               </w:rPr>
-              <w:t xml:space="preserve">                        .modelName(modelId)</w:t>
+              <w:t xml:space="preserve">                        .modelName(targetModelId)</w:t>
             </w:r>
           </w:p>
           <w:p>
@@ -4224,7 +2158,7 @@
                 <w:color w:val="24292E"/>
                 <w:sz w:val="19"/>
               </w:rPr>
-              <w:t xml:space="preserve">                        .temperature(cfg.getTemperature());</w:t>
+              <w:t xml:space="preserve">                        .temperature(temp);</w:t>
             </w:r>
           </w:p>
           <w:p>
@@ -4237,7 +2171,7 @@
                 <w:color w:val="24292E"/>
                 <w:sz w:val="19"/>
               </w:rPr>
-              <w:t xml:space="preserve">                </w:t>
+              <w:t xml:space="preserve">                if (baseUrl != null &amp;&amp; !baseUrl.isBlank()) {</w:t>
             </w:r>
           </w:p>
           <w:p>
@@ -4250,20 +2184,7 @@
                 <w:color w:val="24292E"/>
                 <w:sz w:val="19"/>
               </w:rPr>
-              <w:t xml:space="preserve">                if (cfg.getBaseUrl() != null &amp;&amp; !cfg.getBaseUrl().isBlank()) {</w:t>
-            </w:r>
-          </w:p>
-          <w:p>
-            <w:pPr>
-              <w:spacing w:before="0" w:after="0" w:line="276" w:lineRule="auto"/>
-            </w:pPr>
-            <w:r>
-              <w:rPr>
-                <w:rFonts w:ascii="Consolas" w:hAnsi="Consolas"/>
-                <w:color w:val="24292E"/>
-                <w:sz w:val="19"/>
-              </w:rPr>
-              <w:t xml:space="preserve">                    openAiBuilder.baseUrl(cfg.getBaseUrl());</w:t>
+              <w:t xml:space="preserve">                    openAiBuilder.baseUrl(baseUrl);</w:t>
             </w:r>
           </w:p>
           <w:p>
@@ -4327,7 +2248,7 @@
                 <w:color w:val="24292E"/>
                 <w:sz w:val="19"/>
               </w:rPr>
-              <w:t xml:space="preserve">                throw new IllegalArgumentException("Unsupported model protocol: [" + protocol + "] for provider [" + providerName + "]");</w:t>
+              <w:t xml:space="preserve">                throw new IllegalArgumentException("Unsupported protocol: [" + protocol + "]");</w:t>
             </w:r>
           </w:p>
           <w:p>
@@ -4341,6 +2262,135 @@
                 <w:sz w:val="19"/>
               </w:rPr>
               <w:t xml:space="preserve">        }</w:t>
+            </w:r>
+          </w:p>
+          <w:p>
+            <w:pPr>
+              <w:spacing w:before="0" w:after="0" w:line="276" w:lineRule="auto"/>
+            </w:pPr>
+            <w:r>
+              <w:rPr>
+                <w:rFonts w:ascii="Consolas" w:hAnsi="Consolas"/>
+                <w:color w:val="24292E"/>
+                <w:sz w:val="19"/>
+              </w:rPr>
+              <w:t xml:space="preserve">    }</w:t>
+            </w:r>
+          </w:p>
+          <w:p>
+            <w:pPr>
+              <w:spacing w:before="0" w:after="0" w:line="276" w:lineRule="auto"/>
+            </w:pPr>
+            <w:r>
+              <w:rPr>
+                <w:rFonts w:ascii="Consolas" w:hAnsi="Consolas"/>
+                <w:color w:val="24292E"/>
+                <w:sz w:val="19"/>
+              </w:rPr>
+            </w:r>
+          </w:p>
+          <w:p>
+            <w:pPr>
+              <w:spacing w:before="0" w:after="0" w:line="276" w:lineRule="auto"/>
+            </w:pPr>
+            <w:r>
+              <w:rPr>
+                <w:rFonts w:ascii="Consolas" w:hAnsi="Consolas"/>
+                <w:color w:val="24292E"/>
+                <w:sz w:val="19"/>
+              </w:rPr>
+              <w:t xml:space="preserve">    private static String resolveApiKey(VendorConfig config) {</w:t>
+            </w:r>
+          </w:p>
+          <w:p>
+            <w:pPr>
+              <w:spacing w:before="0" w:after="0" w:line="276" w:lineRule="auto"/>
+            </w:pPr>
+            <w:r>
+              <w:rPr>
+                <w:rFonts w:ascii="Consolas" w:hAnsi="Consolas"/>
+                <w:color w:val="24292E"/>
+                <w:sz w:val="19"/>
+              </w:rPr>
+              <w:t xml:space="preserve">        if (config.getApiKey() != null &amp;&amp; !config.getApiKey().isBlank()) return config.getApiKey();</w:t>
+            </w:r>
+          </w:p>
+          <w:p>
+            <w:pPr>
+              <w:spacing w:before="0" w:after="0" w:line="276" w:lineRule="auto"/>
+            </w:pPr>
+            <w:r>
+              <w:rPr>
+                <w:rFonts w:ascii="Consolas" w:hAnsi="Consolas"/>
+                <w:color w:val="24292E"/>
+                <w:sz w:val="19"/>
+              </w:rPr>
+              <w:t xml:space="preserve">        String envKey = switch (config.getProtocol()) {</w:t>
+            </w:r>
+          </w:p>
+          <w:p>
+            <w:pPr>
+              <w:spacing w:before="0" w:after="0" w:line="276" w:lineRule="auto"/>
+            </w:pPr>
+            <w:r>
+              <w:rPr>
+                <w:rFonts w:ascii="Consolas" w:hAnsi="Consolas"/>
+                <w:color w:val="24292E"/>
+                <w:sz w:val="19"/>
+              </w:rPr>
+              <w:t xml:space="preserve">            case "dashscope" -&gt; System.getenv("DASHSCOPE_API_KEY");</w:t>
+            </w:r>
+          </w:p>
+          <w:p>
+            <w:pPr>
+              <w:spacing w:before="0" w:after="0" w:line="276" w:lineRule="auto"/>
+            </w:pPr>
+            <w:r>
+              <w:rPr>
+                <w:rFonts w:ascii="Consolas" w:hAnsi="Consolas"/>
+                <w:color w:val="24292E"/>
+                <w:sz w:val="19"/>
+              </w:rPr>
+              <w:t xml:space="preserve">            case "openai", "openai-compat" -&gt; System.getenv("OPENAI_API_KEY");</w:t>
+            </w:r>
+          </w:p>
+          <w:p>
+            <w:pPr>
+              <w:spacing w:before="0" w:after="0" w:line="276" w:lineRule="auto"/>
+            </w:pPr>
+            <w:r>
+              <w:rPr>
+                <w:rFonts w:ascii="Consolas" w:hAnsi="Consolas"/>
+                <w:color w:val="24292E"/>
+                <w:sz w:val="19"/>
+              </w:rPr>
+              <w:t xml:space="preserve">            default -&gt; null;</w:t>
+            </w:r>
+          </w:p>
+          <w:p>
+            <w:pPr>
+              <w:spacing w:before="0" w:after="0" w:line="276" w:lineRule="auto"/>
+            </w:pPr>
+            <w:r>
+              <w:rPr>
+                <w:rFonts w:ascii="Consolas" w:hAnsi="Consolas"/>
+                <w:color w:val="24292E"/>
+                <w:sz w:val="19"/>
+              </w:rPr>
+              <w:t xml:space="preserve">        };</w:t>
+            </w:r>
+          </w:p>
+          <w:p>
+            <w:pPr>
+              <w:spacing w:before="0" w:after="0" w:line="276" w:lineRule="auto"/>
+            </w:pPr>
+            <w:r>
+              <w:rPr>
+                <w:rFonts w:ascii="Consolas" w:hAnsi="Consolas"/>
+                <w:color w:val="24292E"/>
+                <w:sz w:val="19"/>
+              </w:rPr>
+              <w:t xml:space="preserve">        return envKey != null ? envKey : "";</w:t>
             </w:r>
           </w:p>
           <w:p>
@@ -4383,7 +2433,7 @@
           <w:color w:val="2E75B6"/>
           <w:sz w:val="26"/>
         </w:rPr>
-        <w:t>步骤六：创建模型注册中心 AgentScopeModelRegistry.java</w:t>
+        <w:t>步骤六：创建厂商注册与路由中心 AgentScopeModelRegistry.java</w:t>
       </w:r>
     </w:p>
     <w:p>
@@ -4391,7 +2441,7 @@
         <w:spacing w:before="40" w:after="80" w:line="300" w:lineRule="auto"/>
       </w:pPr>
       <w:r>
-        <w:t>新建文件路径: agent-backend/server-agents/src/main/java/butvan/agent/agents/model/registry/AgentScopeModelRegistry.java</w:t>
+        <w:t>路径: agent-backend/server-agents/src/main/java/butvan/agent/agents/model/registry/AgentScopeModelRegistry.java</w:t>
       </w:r>
     </w:p>
     <w:tbl>
@@ -4456,7 +2506,7 @@
                 <w:color w:val="24292E"/>
                 <w:sz w:val="19"/>
               </w:rPr>
-              <w:t>import butvan.agent.agents.model.config.ModelProviderProperties;</w:t>
+              <w:t>import butvan.agent.agents.model.config.VendorProviderProperties;</w:t>
             </w:r>
           </w:p>
           <w:p>
@@ -4469,7 +2519,20 @@
                 <w:color w:val="24292E"/>
                 <w:sz w:val="19"/>
               </w:rPr>
-              <w:t>import butvan.agent.agents.model.config.ModelProviderProperties.ProviderConfig;</w:t>
+              <w:t>import butvan.agent.agents.model.config.VendorProviderProperties.VendorConfig;</w:t>
+            </w:r>
+          </w:p>
+          <w:p>
+            <w:pPr>
+              <w:spacing w:before="0" w:after="0" w:line="276" w:lineRule="auto"/>
+            </w:pPr>
+            <w:r>
+              <w:rPr>
+                <w:rFonts w:ascii="Consolas" w:hAnsi="Consolas"/>
+                <w:color w:val="24292E"/>
+                <w:sz w:val="19"/>
+              </w:rPr>
+              <w:t>import butvan.agent.agents.model.dto.ModelSelector;</w:t>
             </w:r>
           </w:p>
           <w:p>
@@ -4483,19 +2546,6 @@
                 <w:sz w:val="19"/>
               </w:rPr>
               <w:t>import butvan.agent.agents.model.factory.AgentScopeModelFactory;</w:t>
-            </w:r>
-          </w:p>
-          <w:p>
-            <w:pPr>
-              <w:spacing w:before="0" w:after="0" w:line="276" w:lineRule="auto"/>
-            </w:pPr>
-            <w:r>
-              <w:rPr>
-                <w:rFonts w:ascii="Consolas" w:hAnsi="Consolas"/>
-                <w:color w:val="24292E"/>
-                <w:sz w:val="19"/>
-              </w:rPr>
-              <w:t>import butvan.agent.agents.model.resolver.ModelResolver;</w:t>
             </w:r>
           </w:p>
           <w:p>
@@ -4623,45 +2673,6 @@
                 <w:color w:val="24292E"/>
                 <w:sz w:val="19"/>
               </w:rPr>
-              <w:t>/**</w:t>
-            </w:r>
-          </w:p>
-          <w:p>
-            <w:pPr>
-              <w:spacing w:before="0" w:after="0" w:line="276" w:lineRule="auto"/>
-            </w:pPr>
-            <w:r>
-              <w:rPr>
-                <w:rFonts w:ascii="Consolas" w:hAnsi="Consolas"/>
-                <w:color w:val="24292E"/>
-                <w:sz w:val="19"/>
-              </w:rPr>
-              <w:t xml:space="preserve"> * AgentScope 模型注册中心与生命周期托管。</w:t>
-            </w:r>
-          </w:p>
-          <w:p>
-            <w:pPr>
-              <w:spacing w:before="0" w:after="0" w:line="276" w:lineRule="auto"/>
-            </w:pPr>
-            <w:r>
-              <w:rPr>
-                <w:rFonts w:ascii="Consolas" w:hAnsi="Consolas"/>
-                <w:color w:val="24292E"/>
-                <w:sz w:val="19"/>
-              </w:rPr>
-              <w:t xml:space="preserve"> */</w:t>
-            </w:r>
-          </w:p>
-          <w:p>
-            <w:pPr>
-              <w:spacing w:before="0" w:after="0" w:line="276" w:lineRule="auto"/>
-            </w:pPr>
-            <w:r>
-              <w:rPr>
-                <w:rFonts w:ascii="Consolas" w:hAnsi="Consolas"/>
-                <w:color w:val="24292E"/>
-                <w:sz w:val="19"/>
-              </w:rPr>
               <w:t>@Component</w:t>
             </w:r>
           </w:p>
@@ -4688,6 +2699,7 @@
                 <w:color w:val="24292E"/>
                 <w:sz w:val="19"/>
               </w:rPr>
+              <w:t xml:space="preserve">    private static final Logger log = LoggerFactory.getLogger(AgentScopeModelRegistry.class);</w:t>
             </w:r>
           </w:p>
           <w:p>
@@ -4700,7 +2712,33 @@
                 <w:color w:val="24292E"/>
                 <w:sz w:val="19"/>
               </w:rPr>
-              <w:t xml:space="preserve">    private static final Logger log = LoggerFactory.getLogger(AgentScopeModelRegistry.class);</w:t>
+              <w:t xml:space="preserve">    private final VendorProviderProperties properties;</w:t>
+            </w:r>
+          </w:p>
+          <w:p>
+            <w:pPr>
+              <w:spacing w:before="0" w:after="0" w:line="276" w:lineRule="auto"/>
+            </w:pPr>
+            <w:r>
+              <w:rPr>
+                <w:rFonts w:ascii="Consolas" w:hAnsi="Consolas"/>
+                <w:color w:val="24292E"/>
+                <w:sz w:val="19"/>
+              </w:rPr>
+              <w:t xml:space="preserve">    private final Map&lt;String, VendorConfig&gt; vendorCache = new ConcurrentHashMap&lt;&gt;();</w:t>
+            </w:r>
+          </w:p>
+          <w:p>
+            <w:pPr>
+              <w:spacing w:before="0" w:after="0" w:line="276" w:lineRule="auto"/>
+            </w:pPr>
+            <w:r>
+              <w:rPr>
+                <w:rFonts w:ascii="Consolas" w:hAnsi="Consolas"/>
+                <w:color w:val="24292E"/>
+                <w:sz w:val="19"/>
+              </w:rPr>
+              <w:t xml:space="preserve">    private final Map&lt;String, Model&gt; modelInstanceCache = new ConcurrentHashMap&lt;&gt;();</w:t>
             </w:r>
           </w:p>
           <w:p>
@@ -4725,45 +2763,7 @@
                 <w:color w:val="24292E"/>
                 <w:sz w:val="19"/>
               </w:rPr>
-              <w:t xml:space="preserve">    private final ModelProviderProperties properties;</w:t>
-            </w:r>
-          </w:p>
-          <w:p>
-            <w:pPr>
-              <w:spacing w:before="0" w:after="0" w:line="276" w:lineRule="auto"/>
-            </w:pPr>
-            <w:r>
-              <w:rPr>
-                <w:rFonts w:ascii="Consolas" w:hAnsi="Consolas"/>
-                <w:color w:val="24292E"/>
-                <w:sz w:val="19"/>
-              </w:rPr>
-              <w:t xml:space="preserve">    private final Map&lt;String, Model&gt; modelCache = new ConcurrentHashMap&lt;&gt;();</w:t>
-            </w:r>
-          </w:p>
-          <w:p>
-            <w:pPr>
-              <w:spacing w:before="0" w:after="0" w:line="276" w:lineRule="auto"/>
-            </w:pPr>
-            <w:r>
-              <w:rPr>
-                <w:rFonts w:ascii="Consolas" w:hAnsi="Consolas"/>
-                <w:color w:val="24292E"/>
-                <w:sz w:val="19"/>
-              </w:rPr>
-            </w:r>
-          </w:p>
-          <w:p>
-            <w:pPr>
-              <w:spacing w:before="0" w:after="0" w:line="276" w:lineRule="auto"/>
-            </w:pPr>
-            <w:r>
-              <w:rPr>
-                <w:rFonts w:ascii="Consolas" w:hAnsi="Consolas"/>
-                <w:color w:val="24292E"/>
-                <w:sz w:val="19"/>
-              </w:rPr>
-              <w:t xml:space="preserve">    public AgentScopeModelRegistry(ModelProviderProperties properties) {</w:t>
+              <w:t xml:space="preserve">    public AgentScopeModelRegistry(VendorProviderProperties properties) {</w:t>
             </w:r>
           </w:p>
           <w:p>
@@ -4840,7 +2840,7 @@
                 <w:color w:val="24292E"/>
                 <w:sz w:val="19"/>
               </w:rPr>
-              <w:t xml:space="preserve">        log.info("Starting initializing AgentScope ModelRegistry...");</w:t>
+              <w:t xml:space="preserve">        Map&lt;String, VendorConfig&gt; vendors = properties.getVendors();</w:t>
             </w:r>
           </w:p>
           <w:p>
@@ -4853,7 +2853,7 @@
                 <w:color w:val="24292E"/>
                 <w:sz w:val="19"/>
               </w:rPr>
-              <w:t xml:space="preserve">        Map&lt;String, ProviderConfig&gt; providers = properties.getProviders();</w:t>
+              <w:t xml:space="preserve">        if (vendors != null) {</w:t>
             </w:r>
           </w:p>
           <w:p>
@@ -4866,7 +2866,7 @@
                 <w:color w:val="24292E"/>
                 <w:sz w:val="19"/>
               </w:rPr>
-              <w:t xml:space="preserve">        if (providers == null || providers.isEmpty()) {</w:t>
+              <w:t xml:space="preserve">            vendors.forEach((name, config) -&gt; {</w:t>
             </w:r>
           </w:p>
           <w:p>
@@ -4879,7 +2879,7 @@
                 <w:color w:val="24292E"/>
                 <w:sz w:val="19"/>
               </w:rPr>
-              <w:t xml:space="preserve">            log.warn("No model providers configured under agent.model.providers!");</w:t>
+              <w:t xml:space="preserve">                config.setName(name);</w:t>
             </w:r>
           </w:p>
           <w:p>
@@ -4892,7 +2892,174 @@
                 <w:color w:val="24292E"/>
                 <w:sz w:val="19"/>
               </w:rPr>
-              <w:t xml:space="preserve">            return;</w:t>
+              <w:t xml:space="preserve">                vendorCache.put(name, config);</w:t>
+            </w:r>
+          </w:p>
+          <w:p>
+            <w:pPr>
+              <w:spacing w:before="0" w:after="0" w:line="276" w:lineRule="auto"/>
+            </w:pPr>
+            <w:r>
+              <w:rPr>
+                <w:rFonts w:ascii="Consolas" w:hAnsi="Consolas"/>
+                <w:color w:val="24292E"/>
+                <w:sz w:val="19"/>
+              </w:rPr>
+              <w:t xml:space="preserve">            });</w:t>
+            </w:r>
+          </w:p>
+          <w:p>
+            <w:pPr>
+              <w:spacing w:before="0" w:after="0" w:line="276" w:lineRule="auto"/>
+            </w:pPr>
+            <w:r>
+              <w:rPr>
+                <w:rFonts w:ascii="Consolas" w:hAnsi="Consolas"/>
+                <w:color w:val="24292E"/>
+                <w:sz w:val="19"/>
+              </w:rPr>
+              <w:t xml:space="preserve">        }</w:t>
+            </w:r>
+          </w:p>
+          <w:p>
+            <w:pPr>
+              <w:spacing w:before="0" w:after="0" w:line="276" w:lineRule="auto"/>
+            </w:pPr>
+            <w:r>
+              <w:rPr>
+                <w:rFonts w:ascii="Consolas" w:hAnsi="Consolas"/>
+                <w:color w:val="24292E"/>
+                <w:sz w:val="19"/>
+              </w:rPr>
+              <w:t xml:space="preserve">    }</w:t>
+            </w:r>
+          </w:p>
+          <w:p>
+            <w:pPr>
+              <w:spacing w:before="0" w:after="0" w:line="276" w:lineRule="auto"/>
+            </w:pPr>
+            <w:r>
+              <w:rPr>
+                <w:rFonts w:ascii="Consolas" w:hAnsi="Consolas"/>
+                <w:color w:val="24292E"/>
+                <w:sz w:val="19"/>
+              </w:rPr>
+            </w:r>
+          </w:p>
+          <w:p>
+            <w:pPr>
+              <w:spacing w:before="0" w:after="0" w:line="276" w:lineRule="auto"/>
+            </w:pPr>
+            <w:r>
+              <w:rPr>
+                <w:rFonts w:ascii="Consolas" w:hAnsi="Consolas"/>
+                <w:color w:val="24292E"/>
+                <w:sz w:val="19"/>
+              </w:rPr>
+              <w:t xml:space="preserve">    public Model getModel(ModelSelector selector) {</w:t>
+            </w:r>
+          </w:p>
+          <w:p>
+            <w:pPr>
+              <w:spacing w:before="0" w:after="0" w:line="276" w:lineRule="auto"/>
+            </w:pPr>
+            <w:r>
+              <w:rPr>
+                <w:rFonts w:ascii="Consolas" w:hAnsi="Consolas"/>
+                <w:color w:val="24292E"/>
+                <w:sz w:val="19"/>
+              </w:rPr>
+              <w:t xml:space="preserve">        String vendorName = (selector.vendor() != null &amp;&amp; !selector.vendor().isBlank())</w:t>
+            </w:r>
+          </w:p>
+          <w:p>
+            <w:pPr>
+              <w:spacing w:before="0" w:after="0" w:line="276" w:lineRule="auto"/>
+            </w:pPr>
+            <w:r>
+              <w:rPr>
+                <w:rFonts w:ascii="Consolas" w:hAnsi="Consolas"/>
+                <w:color w:val="24292E"/>
+                <w:sz w:val="19"/>
+              </w:rPr>
+              <w:t xml:space="preserve">                ? selector.vendor() : properties.getDefaultVendor();</w:t>
+            </w:r>
+          </w:p>
+          <w:p>
+            <w:pPr>
+              <w:spacing w:before="0" w:after="0" w:line="276" w:lineRule="auto"/>
+            </w:pPr>
+            <w:r>
+              <w:rPr>
+                <w:rFonts w:ascii="Consolas" w:hAnsi="Consolas"/>
+                <w:color w:val="24292E"/>
+                <w:sz w:val="19"/>
+              </w:rPr>
+              <w:t xml:space="preserve">        String modelName = (selector.modelName() != null &amp;&amp; !selector.modelName().isBlank())</w:t>
+            </w:r>
+          </w:p>
+          <w:p>
+            <w:pPr>
+              <w:spacing w:before="0" w:after="0" w:line="276" w:lineRule="auto"/>
+            </w:pPr>
+            <w:r>
+              <w:rPr>
+                <w:rFonts w:ascii="Consolas" w:hAnsi="Consolas"/>
+                <w:color w:val="24292E"/>
+                <w:sz w:val="19"/>
+              </w:rPr>
+              <w:t xml:space="preserve">                ? selector.modelName() : properties.getDefaultModel();</w:t>
+            </w:r>
+          </w:p>
+          <w:p>
+            <w:pPr>
+              <w:spacing w:before="0" w:after="0" w:line="276" w:lineRule="auto"/>
+            </w:pPr>
+            <w:r>
+              <w:rPr>
+                <w:rFonts w:ascii="Consolas" w:hAnsi="Consolas"/>
+                <w:color w:val="24292E"/>
+                <w:sz w:val="19"/>
+              </w:rPr>
+            </w:r>
+          </w:p>
+          <w:p>
+            <w:pPr>
+              <w:spacing w:before="0" w:after="0" w:line="276" w:lineRule="auto"/>
+            </w:pPr>
+            <w:r>
+              <w:rPr>
+                <w:rFonts w:ascii="Consolas" w:hAnsi="Consolas"/>
+                <w:color w:val="24292E"/>
+                <w:sz w:val="19"/>
+              </w:rPr>
+              <w:t xml:space="preserve">        VendorConfig vendorConfig = vendorCache.get(vendorName);</w:t>
+            </w:r>
+          </w:p>
+          <w:p>
+            <w:pPr>
+              <w:spacing w:before="0" w:after="0" w:line="276" w:lineRule="auto"/>
+            </w:pPr>
+            <w:r>
+              <w:rPr>
+                <w:rFonts w:ascii="Consolas" w:hAnsi="Consolas"/>
+                <w:color w:val="24292E"/>
+                <w:sz w:val="19"/>
+              </w:rPr>
+              <w:t xml:space="preserve">        if (vendorConfig == null) {</w:t>
+            </w:r>
+          </w:p>
+          <w:p>
+            <w:pPr>
+              <w:spacing w:before="0" w:after="0" w:line="276" w:lineRule="auto"/>
+            </w:pPr>
+            <w:r>
+              <w:rPr>
+                <w:rFonts w:ascii="Consolas" w:hAnsi="Consolas"/>
+                <w:color w:val="24292E"/>
+                <w:sz w:val="19"/>
+              </w:rPr>
+              <w:t xml:space="preserve">            throw new IllegalArgumentException("Vendor provider [" + vendorName + "] is not registered!");</w:t>
             </w:r>
           </w:p>
           <w:p>
@@ -4930,7 +3097,7 @@
                 <w:color w:val="24292E"/>
                 <w:sz w:val="19"/>
               </w:rPr>
-              <w:t xml:space="preserve">        providers.forEach((name, cfg) =&gt; {</w:t>
+              <w:t xml:space="preserve">        String cacheKey = vendorName + ":" + modelName;</w:t>
             </w:r>
           </w:p>
           <w:p>
@@ -4943,7 +3110,7 @@
                 <w:color w:val="24292E"/>
                 <w:sz w:val="19"/>
               </w:rPr>
-              <w:t xml:space="preserve">            try {</w:t>
+              <w:t xml:space="preserve">        return modelInstanceCache.computeIfAbsent(cacheKey, k -&gt;</w:t>
             </w:r>
           </w:p>
           <w:p>
@@ -4956,7 +3123,7 @@
                 <w:color w:val="24292E"/>
                 <w:sz w:val="19"/>
               </w:rPr>
-              <w:t xml:space="preserve">                cfg.setName(name);</w:t>
+              <w:t xml:space="preserve">                AgentScopeModelFactory.createModel(vendorConfig, selector)</w:t>
             </w:r>
           </w:p>
           <w:p>
@@ -4969,85 +3136,7 @@
                 <w:color w:val="24292E"/>
                 <w:sz w:val="19"/>
               </w:rPr>
-              <w:t xml:space="preserve">                Model model = AgentScopeModelFactory.createModel(name, cfg);</w:t>
-            </w:r>
-          </w:p>
-          <w:p>
-            <w:pPr>
-              <w:spacing w:before="0" w:after="0" w:line="276" w:lineRule="auto"/>
-            </w:pPr>
-            <w:r>
-              <w:rPr>
-                <w:rFonts w:ascii="Consolas" w:hAnsi="Consolas"/>
-                <w:color w:val="24292E"/>
-                <w:sz w:val="19"/>
-              </w:rPr>
-              <w:t xml:space="preserve">                modelCache.put(name, model);</w:t>
-            </w:r>
-          </w:p>
-          <w:p>
-            <w:pPr>
-              <w:spacing w:before="0" w:after="0" w:line="276" w:lineRule="auto"/>
-            </w:pPr>
-            <w:r>
-              <w:rPr>
-                <w:rFonts w:ascii="Consolas" w:hAnsi="Consolas"/>
-                <w:color w:val="24292E"/>
-                <w:sz w:val="19"/>
-              </w:rPr>
-              <w:t xml:space="preserve">                log.info("Successfully registered AgentScope Model [{}]", name);</w:t>
-            </w:r>
-          </w:p>
-          <w:p>
-            <w:pPr>
-              <w:spacing w:before="0" w:after="0" w:line="276" w:lineRule="auto"/>
-            </w:pPr>
-            <w:r>
-              <w:rPr>
-                <w:rFonts w:ascii="Consolas" w:hAnsi="Consolas"/>
-                <w:color w:val="24292E"/>
-                <w:sz w:val="19"/>
-              </w:rPr>
-              <w:t xml:space="preserve">            } catch (Exception e) {</w:t>
-            </w:r>
-          </w:p>
-          <w:p>
-            <w:pPr>
-              <w:spacing w:before="0" w:after="0" w:line="276" w:lineRule="auto"/>
-            </w:pPr>
-            <w:r>
-              <w:rPr>
-                <w:rFonts w:ascii="Consolas" w:hAnsi="Consolas"/>
-                <w:color w:val="24292E"/>
-                <w:sz w:val="19"/>
-              </w:rPr>
-              <w:t xml:space="preserve">                log.error("Failed to initialize model provider [{}]", name, e);</w:t>
-            </w:r>
-          </w:p>
-          <w:p>
-            <w:pPr>
-              <w:spacing w:before="0" w:after="0" w:line="276" w:lineRule="auto"/>
-            </w:pPr>
-            <w:r>
-              <w:rPr>
-                <w:rFonts w:ascii="Consolas" w:hAnsi="Consolas"/>
-                <w:color w:val="24292E"/>
-                <w:sz w:val="19"/>
-              </w:rPr>
-              <w:t xml:space="preserve">            }</w:t>
-            </w:r>
-          </w:p>
-          <w:p>
-            <w:pPr>
-              <w:spacing w:before="0" w:after="0" w:line="276" w:lineRule="auto"/>
-            </w:pPr>
-            <w:r>
-              <w:rPr>
-                <w:rFonts w:ascii="Consolas" w:hAnsi="Consolas"/>
-                <w:color w:val="24292E"/>
-                <w:sz w:val="19"/>
-              </w:rPr>
-              <w:t xml:space="preserve">        });</w:t>
+              <w:t xml:space="preserve">        );</w:t>
             </w:r>
           </w:p>
           <w:p>
@@ -5085,7 +3174,7 @@
                 <w:color w:val="24292E"/>
                 <w:sz w:val="19"/>
               </w:rPr>
-              <w:t xml:space="preserve">    /**</w:t>
+              <w:t xml:space="preserve">    public Model getModel(String vendor, String modelName) {</w:t>
             </w:r>
           </w:p>
           <w:p>
@@ -5098,264 +3187,7 @@
                 <w:color w:val="24292E"/>
                 <w:sz w:val="19"/>
               </w:rPr>
-              <w:t xml:space="preserve">     * 根据厂商配置名或别名获取 AgentScope Model 实例</w:t>
-            </w:r>
-          </w:p>
-          <w:p>
-            <w:pPr>
-              <w:spacing w:before="0" w:after="0" w:line="276" w:lineRule="auto"/>
-            </w:pPr>
-            <w:r>
-              <w:rPr>
-                <w:rFonts w:ascii="Consolas" w:hAnsi="Consolas"/>
-                <w:color w:val="24292E"/>
-                <w:sz w:val="19"/>
-              </w:rPr>
-              <w:t xml:space="preserve">     */</w:t>
-            </w:r>
-          </w:p>
-          <w:p>
-            <w:pPr>
-              <w:spacing w:before="0" w:after="0" w:line="276" w:lineRule="auto"/>
-            </w:pPr>
-            <w:r>
-              <w:rPr>
-                <w:rFonts w:ascii="Consolas" w:hAnsi="Consolas"/>
-                <w:color w:val="24292E"/>
-                <w:sz w:val="19"/>
-              </w:rPr>
-              <w:t xml:space="preserve">    public Model getModel(String providerOrAlias) {</w:t>
-            </w:r>
-          </w:p>
-          <w:p>
-            <w:pPr>
-              <w:spacing w:before="0" w:after="0" w:line="276" w:lineRule="auto"/>
-            </w:pPr>
-            <w:r>
-              <w:rPr>
-                <w:rFonts w:ascii="Consolas" w:hAnsi="Consolas"/>
-                <w:color w:val="24292E"/>
-                <w:sz w:val="19"/>
-              </w:rPr>
-              <w:t xml:space="preserve">        if (providerOrAlias == null || providerOrAlias.isBlank()) {</w:t>
-            </w:r>
-          </w:p>
-          <w:p>
-            <w:pPr>
-              <w:spacing w:before="0" w:after="0" w:line="276" w:lineRule="auto"/>
-            </w:pPr>
-            <w:r>
-              <w:rPr>
-                <w:rFonts w:ascii="Consolas" w:hAnsi="Consolas"/>
-                <w:color w:val="24292E"/>
-                <w:sz w:val="19"/>
-              </w:rPr>
-              <w:t xml:space="preserve">            return getDefaultModel();</w:t>
-            </w:r>
-          </w:p>
-          <w:p>
-            <w:pPr>
-              <w:spacing w:before="0" w:after="0" w:line="276" w:lineRule="auto"/>
-            </w:pPr>
-            <w:r>
-              <w:rPr>
-                <w:rFonts w:ascii="Consolas" w:hAnsi="Consolas"/>
-                <w:color w:val="24292E"/>
-                <w:sz w:val="19"/>
-              </w:rPr>
-              <w:t xml:space="preserve">        }</w:t>
-            </w:r>
-          </w:p>
-          <w:p>
-            <w:pPr>
-              <w:spacing w:before="0" w:after="0" w:line="276" w:lineRule="auto"/>
-            </w:pPr>
-            <w:r>
-              <w:rPr>
-                <w:rFonts w:ascii="Consolas" w:hAnsi="Consolas"/>
-                <w:color w:val="24292E"/>
-                <w:sz w:val="19"/>
-              </w:rPr>
-            </w:r>
-          </w:p>
-          <w:p>
-            <w:pPr>
-              <w:spacing w:before="0" w:after="0" w:line="276" w:lineRule="auto"/>
-            </w:pPr>
-            <w:r>
-              <w:rPr>
-                <w:rFonts w:ascii="Consolas" w:hAnsi="Consolas"/>
-                <w:color w:val="24292E"/>
-                <w:sz w:val="19"/>
-              </w:rPr>
-              <w:t xml:space="preserve">        // 1. 精确配置名匹配</w:t>
-            </w:r>
-          </w:p>
-          <w:p>
-            <w:pPr>
-              <w:spacing w:before="0" w:after="0" w:line="276" w:lineRule="auto"/>
-            </w:pPr>
-            <w:r>
-              <w:rPr>
-                <w:rFonts w:ascii="Consolas" w:hAnsi="Consolas"/>
-                <w:color w:val="24292E"/>
-                <w:sz w:val="19"/>
-              </w:rPr>
-              <w:t xml:space="preserve">        if (modelCache.containsKey(providerOrAlias)) {</w:t>
-            </w:r>
-          </w:p>
-          <w:p>
-            <w:pPr>
-              <w:spacing w:before="0" w:after="0" w:line="276" w:lineRule="auto"/>
-            </w:pPr>
-            <w:r>
-              <w:rPr>
-                <w:rFonts w:ascii="Consolas" w:hAnsi="Consolas"/>
-                <w:color w:val="24292E"/>
-                <w:sz w:val="19"/>
-              </w:rPr>
-              <w:t xml:space="preserve">            return modelCache.get(providerOrAlias);</w:t>
-            </w:r>
-          </w:p>
-          <w:p>
-            <w:pPr>
-              <w:spacing w:before="0" w:after="0" w:line="276" w:lineRule="auto"/>
-            </w:pPr>
-            <w:r>
-              <w:rPr>
-                <w:rFonts w:ascii="Consolas" w:hAnsi="Consolas"/>
-                <w:color w:val="24292E"/>
-                <w:sz w:val="19"/>
-              </w:rPr>
-              <w:t xml:space="preserve">        }</w:t>
-            </w:r>
-          </w:p>
-          <w:p>
-            <w:pPr>
-              <w:spacing w:before="0" w:after="0" w:line="276" w:lineRule="auto"/>
-            </w:pPr>
-            <w:r>
-              <w:rPr>
-                <w:rFonts w:ascii="Consolas" w:hAnsi="Consolas"/>
-                <w:color w:val="24292E"/>
-                <w:sz w:val="19"/>
-              </w:rPr>
-            </w:r>
-          </w:p>
-          <w:p>
-            <w:pPr>
-              <w:spacing w:before="0" w:after="0" w:line="276" w:lineRule="auto"/>
-            </w:pPr>
-            <w:r>
-              <w:rPr>
-                <w:rFonts w:ascii="Consolas" w:hAnsi="Consolas"/>
-                <w:color w:val="24292E"/>
-                <w:sz w:val="19"/>
-              </w:rPr>
-              <w:t xml:space="preserve">        // 2. 别名解析匹配</w:t>
-            </w:r>
-          </w:p>
-          <w:p>
-            <w:pPr>
-              <w:spacing w:before="0" w:after="0" w:line="276" w:lineRule="auto"/>
-            </w:pPr>
-            <w:r>
-              <w:rPr>
-                <w:rFonts w:ascii="Consolas" w:hAnsi="Consolas"/>
-                <w:color w:val="24292E"/>
-                <w:sz w:val="19"/>
-              </w:rPr>
-              <w:t xml:space="preserve">        String resolvedName = ModelResolver.resolveModelId(providerOrAlias);</w:t>
-            </w:r>
-          </w:p>
-          <w:p>
-            <w:pPr>
-              <w:spacing w:before="0" w:after="0" w:line="276" w:lineRule="auto"/>
-            </w:pPr>
-            <w:r>
-              <w:rPr>
-                <w:rFonts w:ascii="Consolas" w:hAnsi="Consolas"/>
-                <w:color w:val="24292E"/>
-                <w:sz w:val="19"/>
-              </w:rPr>
-              <w:t xml:space="preserve">        if (modelCache.containsKey(resolvedName)) {</w:t>
-            </w:r>
-          </w:p>
-          <w:p>
-            <w:pPr>
-              <w:spacing w:before="0" w:after="0" w:line="276" w:lineRule="auto"/>
-            </w:pPr>
-            <w:r>
-              <w:rPr>
-                <w:rFonts w:ascii="Consolas" w:hAnsi="Consolas"/>
-                <w:color w:val="24292E"/>
-                <w:sz w:val="19"/>
-              </w:rPr>
-              <w:t xml:space="preserve">            return modelCache.get(resolvedName);</w:t>
-            </w:r>
-          </w:p>
-          <w:p>
-            <w:pPr>
-              <w:spacing w:before="0" w:after="0" w:line="276" w:lineRule="auto"/>
-            </w:pPr>
-            <w:r>
-              <w:rPr>
-                <w:rFonts w:ascii="Consolas" w:hAnsi="Consolas"/>
-                <w:color w:val="24292E"/>
-                <w:sz w:val="19"/>
-              </w:rPr>
-              <w:t xml:space="preserve">        }</w:t>
-            </w:r>
-          </w:p>
-          <w:p>
-            <w:pPr>
-              <w:spacing w:before="0" w:after="0" w:line="276" w:lineRule="auto"/>
-            </w:pPr>
-            <w:r>
-              <w:rPr>
-                <w:rFonts w:ascii="Consolas" w:hAnsi="Consolas"/>
-                <w:color w:val="24292E"/>
-                <w:sz w:val="19"/>
-              </w:rPr>
-            </w:r>
-          </w:p>
-          <w:p>
-            <w:pPr>
-              <w:spacing w:before="0" w:after="0" w:line="276" w:lineRule="auto"/>
-            </w:pPr>
-            <w:r>
-              <w:rPr>
-                <w:rFonts w:ascii="Consolas" w:hAnsi="Consolas"/>
-                <w:color w:val="24292E"/>
-                <w:sz w:val="19"/>
-              </w:rPr>
-              <w:t xml:space="preserve">        log.warn("Model provider [{}] not found, falling back to default provider [{}]", </w:t>
-            </w:r>
-          </w:p>
-          <w:p>
-            <w:pPr>
-              <w:spacing w:before="0" w:after="0" w:line="276" w:lineRule="auto"/>
-            </w:pPr>
-            <w:r>
-              <w:rPr>
-                <w:rFonts w:ascii="Consolas" w:hAnsi="Consolas"/>
-                <w:color w:val="24292E"/>
-                <w:sz w:val="19"/>
-              </w:rPr>
-              <w:t xml:space="preserve">                providerOrAlias, properties.getDefaultProvider());</w:t>
-            </w:r>
-          </w:p>
-          <w:p>
-            <w:pPr>
-              <w:spacing w:before="0" w:after="0" w:line="276" w:lineRule="auto"/>
-            </w:pPr>
-            <w:r>
-              <w:rPr>
-                <w:rFonts w:ascii="Consolas" w:hAnsi="Consolas"/>
-                <w:color w:val="24292E"/>
-                <w:sz w:val="19"/>
-              </w:rPr>
-              <w:t xml:space="preserve">        return getDefaultModel();</w:t>
+              <w:t xml:space="preserve">        return getModel(ModelSelector.of(vendor, modelName));</w:t>
             </w:r>
           </w:p>
           <w:p>
@@ -5393,7 +3225,7 @@
                 <w:color w:val="24292E"/>
                 <w:sz w:val="19"/>
               </w:rPr>
-              <w:t xml:space="preserve">    /**</w:t>
+              <w:t xml:space="preserve">    public void updateVendorConfig(String vendorName, VendorConfig config) {</w:t>
             </w:r>
           </w:p>
           <w:p>
@@ -5406,7 +3238,7 @@
                 <w:color w:val="24292E"/>
                 <w:sz w:val="19"/>
               </w:rPr>
-              <w:t xml:space="preserve">     * 获取系统默认模型</w:t>
+              <w:t xml:space="preserve">        config.setName(vendorName);</w:t>
             </w:r>
           </w:p>
           <w:p>
@@ -5419,7 +3251,7 @@
                 <w:color w:val="24292E"/>
                 <w:sz w:val="19"/>
               </w:rPr>
-              <w:t xml:space="preserve">     */</w:t>
+              <w:t xml:space="preserve">        vendorCache.put(vendorName, config);</w:t>
             </w:r>
           </w:p>
           <w:p>
@@ -5432,85 +3264,7 @@
                 <w:color w:val="24292E"/>
                 <w:sz w:val="19"/>
               </w:rPr>
-              <w:t xml:space="preserve">    public Model getDefaultModel() {</w:t>
-            </w:r>
-          </w:p>
-          <w:p>
-            <w:pPr>
-              <w:spacing w:before="0" w:after="0" w:line="276" w:lineRule="auto"/>
-            </w:pPr>
-            <w:r>
-              <w:rPr>
-                <w:rFonts w:ascii="Consolas" w:hAnsi="Consolas"/>
-                <w:color w:val="24292E"/>
-                <w:sz w:val="19"/>
-              </w:rPr>
-              <w:t xml:space="preserve">        String defaultName = properties.getDefaultProvider();</w:t>
-            </w:r>
-          </w:p>
-          <w:p>
-            <w:pPr>
-              <w:spacing w:before="0" w:after="0" w:line="276" w:lineRule="auto"/>
-            </w:pPr>
-            <w:r>
-              <w:rPr>
-                <w:rFonts w:ascii="Consolas" w:hAnsi="Consolas"/>
-                <w:color w:val="24292E"/>
-                <w:sz w:val="19"/>
-              </w:rPr>
-              <w:t xml:space="preserve">        Model defaultModel = modelCache.get(defaultName);</w:t>
-            </w:r>
-          </w:p>
-          <w:p>
-            <w:pPr>
-              <w:spacing w:before="0" w:after="0" w:line="276" w:lineRule="auto"/>
-            </w:pPr>
-            <w:r>
-              <w:rPr>
-                <w:rFonts w:ascii="Consolas" w:hAnsi="Consolas"/>
-                <w:color w:val="24292E"/>
-                <w:sz w:val="19"/>
-              </w:rPr>
-              <w:t xml:space="preserve">        if (defaultModel == null) {</w:t>
-            </w:r>
-          </w:p>
-          <w:p>
-            <w:pPr>
-              <w:spacing w:before="0" w:after="0" w:line="276" w:lineRule="auto"/>
-            </w:pPr>
-            <w:r>
-              <w:rPr>
-                <w:rFonts w:ascii="Consolas" w:hAnsi="Consolas"/>
-                <w:color w:val="24292E"/>
-                <w:sz w:val="19"/>
-              </w:rPr>
-              <w:t xml:space="preserve">            throw new IllegalStateException("Default AgentScope Model [" + defaultName + "] is not initialized!");</w:t>
-            </w:r>
-          </w:p>
-          <w:p>
-            <w:pPr>
-              <w:spacing w:before="0" w:after="0" w:line="276" w:lineRule="auto"/>
-            </w:pPr>
-            <w:r>
-              <w:rPr>
-                <w:rFonts w:ascii="Consolas" w:hAnsi="Consolas"/>
-                <w:color w:val="24292E"/>
-                <w:sz w:val="19"/>
-              </w:rPr>
-              <w:t xml:space="preserve">        }</w:t>
-            </w:r>
-          </w:p>
-          <w:p>
-            <w:pPr>
-              <w:spacing w:before="0" w:after="0" w:line="276" w:lineRule="auto"/>
-            </w:pPr>
-            <w:r>
-              <w:rPr>
-                <w:rFonts w:ascii="Consolas" w:hAnsi="Consolas"/>
-                <w:color w:val="24292E"/>
-                <w:sz w:val="19"/>
-              </w:rPr>
-              <w:t xml:space="preserve">        return defaultModel;</w:t>
+              <w:t xml:space="preserve">        modelInstanceCache.keySet().removeIf(key -&gt; key.startsWith(vendorName + ":"));</w:t>
             </w:r>
           </w:p>
           <w:p>
@@ -5542,425 +3296,6 @@
         </w:tc>
       </w:tr>
     </w:tbl>
-    <w:p>
-      <w:pPr>
-        <w:spacing w:before="320" w:after="160"/>
-      </w:pPr>
-      <w:r>
-        <w:rPr>
-          <w:rFonts w:ascii="Microsoft YaHei" w:hAnsi="Microsoft YaHei"/>
-          <w:b/>
-          <w:color w:val="1F4E78"/>
-          <w:sz w:val="30"/>
-        </w:rPr>
-        <w:t>三、 测试验证与故障排查 (Verification &amp; Troubleshooting)</w:t>
-      </w:r>
-    </w:p>
-    <w:p>
-      <w:pPr>
-        <w:spacing w:before="240" w:after="120"/>
-      </w:pPr>
-      <w:r>
-        <w:rPr>
-          <w:rFonts w:ascii="Microsoft YaHei" w:hAnsi="Microsoft YaHei"/>
-          <w:b/>
-          <w:color w:val="2E75B6"/>
-          <w:sz w:val="26"/>
-        </w:rPr>
-        <w:t>3.1 单元测试验证样例</w:t>
-      </w:r>
-    </w:p>
-    <w:p>
-      <w:pPr>
-        <w:spacing w:before="40" w:after="80" w:line="300" w:lineRule="auto"/>
-      </w:pPr>
-      <w:r>
-        <w:t>在 agent-backend/server-agents/src/test/java 中新建单元测试类：</w:t>
-      </w:r>
-    </w:p>
-    <w:tbl>
-      <w:tblPr>
-        <w:tblW w:type="auto" w:w="0"/>
-        <w:jc w:val="center"/>
-        <w:tblLook w:firstColumn="1" w:firstRow="1" w:lastColumn="0" w:lastRow="0" w:noHBand="0" w:noVBand="1" w:val="04A0"/>
-      </w:tblPr>
-      <w:tblGrid>
-        <w:gridCol w:w="9360"/>
-      </w:tblGrid>
-      <w:tr>
-        <w:tc>
-          <w:tcPr>
-            <w:tcW w:type="dxa" w:w="9360"/>
-            <w:shd w:val="clear" w:color="auto" w:fill="F5F7FA"/>
-            <w:tcMar>
-              <w:top w:w="120" w:type="dxa"/>
-              <w:bottom w:w="120" w:type="dxa"/>
-              <w:left w:w="180" w:type="dxa"/>
-              <w:right w:w="180" w:type="dxa"/>
-            </w:tcMar>
-            <w:tcBorders>
-              <w:top w:val="single" w:sz="4" w:space="0" w:color="DCDFE6"/>
-              <w:left w:val="single" w:sz="4" w:space="0" w:color="DCDFE6"/>
-              <w:bottom w:val="single" w:sz="4" w:space="0" w:color="DCDFE6"/>
-              <w:right w:val="single" w:sz="4" w:space="0" w:color="DCDFE6"/>
-            </w:tcBorders>
-          </w:tcPr>
-          <w:p>
-            <w:pPr>
-              <w:spacing w:before="40" w:after="40" w:line="276" w:lineRule="auto"/>
-            </w:pPr>
-            <w:r>
-              <w:rPr>
-                <w:rFonts w:ascii="Consolas" w:hAnsi="Consolas"/>
-                <w:color w:val="24292E"/>
-                <w:sz w:val="19"/>
-              </w:rPr>
-              <w:t>package butvan.agent.agents.model;</w:t>
-            </w:r>
-          </w:p>
-          <w:p>
-            <w:pPr>
-              <w:spacing w:before="0" w:after="0" w:line="276" w:lineRule="auto"/>
-            </w:pPr>
-            <w:r>
-              <w:rPr>
-                <w:rFonts w:ascii="Consolas" w:hAnsi="Consolas"/>
-                <w:color w:val="24292E"/>
-                <w:sz w:val="19"/>
-              </w:rPr>
-            </w:r>
-          </w:p>
-          <w:p>
-            <w:pPr>
-              <w:spacing w:before="0" w:after="0" w:line="276" w:lineRule="auto"/>
-            </w:pPr>
-            <w:r>
-              <w:rPr>
-                <w:rFonts w:ascii="Consolas" w:hAnsi="Consolas"/>
-                <w:color w:val="24292E"/>
-                <w:sz w:val="19"/>
-              </w:rPr>
-              <w:t>import butvan.agent.agents.model.config.ModelProviderProperties;</w:t>
-            </w:r>
-          </w:p>
-          <w:p>
-            <w:pPr>
-              <w:spacing w:before="0" w:after="0" w:line="276" w:lineRule="auto"/>
-            </w:pPr>
-            <w:r>
-              <w:rPr>
-                <w:rFonts w:ascii="Consolas" w:hAnsi="Consolas"/>
-                <w:color w:val="24292E"/>
-                <w:sz w:val="19"/>
-              </w:rPr>
-              <w:t>import butvan.agent.agents.model.registry.AgentScopeModelRegistry;</w:t>
-            </w:r>
-          </w:p>
-          <w:p>
-            <w:pPr>
-              <w:spacing w:before="0" w:after="0" w:line="276" w:lineRule="auto"/>
-            </w:pPr>
-            <w:r>
-              <w:rPr>
-                <w:rFonts w:ascii="Consolas" w:hAnsi="Consolas"/>
-                <w:color w:val="24292E"/>
-                <w:sz w:val="19"/>
-              </w:rPr>
-              <w:t>import io.agentscope.core.model.Model;</w:t>
-            </w:r>
-          </w:p>
-          <w:p>
-            <w:pPr>
-              <w:spacing w:before="0" w:after="0" w:line="276" w:lineRule="auto"/>
-            </w:pPr>
-            <w:r>
-              <w:rPr>
-                <w:rFonts w:ascii="Consolas" w:hAnsi="Consolas"/>
-                <w:color w:val="24292E"/>
-                <w:sz w:val="19"/>
-              </w:rPr>
-              <w:t>import org.junit.jupiter.api.Test;</w:t>
-            </w:r>
-          </w:p>
-          <w:p>
-            <w:pPr>
-              <w:spacing w:before="0" w:after="0" w:line="276" w:lineRule="auto"/>
-            </w:pPr>
-            <w:r>
-              <w:rPr>
-                <w:rFonts w:ascii="Consolas" w:hAnsi="Consolas"/>
-                <w:color w:val="24292E"/>
-                <w:sz w:val="19"/>
-              </w:rPr>
-              <w:t>import org.springframework.beans.factory.annotation.Autowired;</w:t>
-            </w:r>
-          </w:p>
-          <w:p>
-            <w:pPr>
-              <w:spacing w:before="0" w:after="0" w:line="276" w:lineRule="auto"/>
-            </w:pPr>
-            <w:r>
-              <w:rPr>
-                <w:rFonts w:ascii="Consolas" w:hAnsi="Consolas"/>
-                <w:color w:val="24292E"/>
-                <w:sz w:val="19"/>
-              </w:rPr>
-              <w:t>import org.springframework.boot.test.context.SpringBootTest;</w:t>
-            </w:r>
-          </w:p>
-          <w:p>
-            <w:pPr>
-              <w:spacing w:before="0" w:after="0" w:line="276" w:lineRule="auto"/>
-            </w:pPr>
-            <w:r>
-              <w:rPr>
-                <w:rFonts w:ascii="Consolas" w:hAnsi="Consolas"/>
-                <w:color w:val="24292E"/>
-                <w:sz w:val="19"/>
-              </w:rPr>
-            </w:r>
-          </w:p>
-          <w:p>
-            <w:pPr>
-              <w:spacing w:before="0" w:after="0" w:line="276" w:lineRule="auto"/>
-            </w:pPr>
-            <w:r>
-              <w:rPr>
-                <w:rFonts w:ascii="Consolas" w:hAnsi="Consolas"/>
-                <w:color w:val="24292E"/>
-                <w:sz w:val="19"/>
-              </w:rPr>
-              <w:t>import static org.junit.jupiter.api.Assertions.assertNotNull;</w:t>
-            </w:r>
-          </w:p>
-          <w:p>
-            <w:pPr>
-              <w:spacing w:before="0" w:after="0" w:line="276" w:lineRule="auto"/>
-            </w:pPr>
-            <w:r>
-              <w:rPr>
-                <w:rFonts w:ascii="Consolas" w:hAnsi="Consolas"/>
-                <w:color w:val="24292E"/>
-                <w:sz w:val="19"/>
-              </w:rPr>
-            </w:r>
-          </w:p>
-          <w:p>
-            <w:pPr>
-              <w:spacing w:before="0" w:after="0" w:line="276" w:lineRule="auto"/>
-            </w:pPr>
-            <w:r>
-              <w:rPr>
-                <w:rFonts w:ascii="Consolas" w:hAnsi="Consolas"/>
-                <w:color w:val="24292E"/>
-                <w:sz w:val="19"/>
-              </w:rPr>
-              <w:t>@SpringBootTest</w:t>
-            </w:r>
-          </w:p>
-          <w:p>
-            <w:pPr>
-              <w:spacing w:before="0" w:after="0" w:line="276" w:lineRule="auto"/>
-            </w:pPr>
-            <w:r>
-              <w:rPr>
-                <w:rFonts w:ascii="Consolas" w:hAnsi="Consolas"/>
-                <w:color w:val="24292E"/>
-                <w:sz w:val="19"/>
-              </w:rPr>
-              <w:t>public class ModelRegistryTest {</w:t>
-            </w:r>
-          </w:p>
-          <w:p>
-            <w:pPr>
-              <w:spacing w:before="0" w:after="0" w:line="276" w:lineRule="auto"/>
-            </w:pPr>
-            <w:r>
-              <w:rPr>
-                <w:rFonts w:ascii="Consolas" w:hAnsi="Consolas"/>
-                <w:color w:val="24292E"/>
-                <w:sz w:val="19"/>
-              </w:rPr>
-            </w:r>
-          </w:p>
-          <w:p>
-            <w:pPr>
-              <w:spacing w:before="0" w:after="0" w:line="276" w:lineRule="auto"/>
-            </w:pPr>
-            <w:r>
-              <w:rPr>
-                <w:rFonts w:ascii="Consolas" w:hAnsi="Consolas"/>
-                <w:color w:val="24292E"/>
-                <w:sz w:val="19"/>
-              </w:rPr>
-              <w:t xml:space="preserve">    @Autowired</w:t>
-            </w:r>
-          </w:p>
-          <w:p>
-            <w:pPr>
-              <w:spacing w:before="0" w:after="0" w:line="276" w:lineRule="auto"/>
-            </w:pPr>
-            <w:r>
-              <w:rPr>
-                <w:rFonts w:ascii="Consolas" w:hAnsi="Consolas"/>
-                <w:color w:val="24292E"/>
-                <w:sz w:val="19"/>
-              </w:rPr>
-              <w:t xml:space="preserve">    private AgentScopeModelRegistry modelRegistry;</w:t>
-            </w:r>
-          </w:p>
-          <w:p>
-            <w:pPr>
-              <w:spacing w:before="0" w:after="0" w:line="276" w:lineRule="auto"/>
-            </w:pPr>
-            <w:r>
-              <w:rPr>
-                <w:rFonts w:ascii="Consolas" w:hAnsi="Consolas"/>
-                <w:color w:val="24292E"/>
-                <w:sz w:val="19"/>
-              </w:rPr>
-            </w:r>
-          </w:p>
-          <w:p>
-            <w:pPr>
-              <w:spacing w:before="0" w:after="0" w:line="276" w:lineRule="auto"/>
-            </w:pPr>
-            <w:r>
-              <w:rPr>
-                <w:rFonts w:ascii="Consolas" w:hAnsi="Consolas"/>
-                <w:color w:val="24292E"/>
-                <w:sz w:val="19"/>
-              </w:rPr>
-              <w:t xml:space="preserve">    @Test</w:t>
-            </w:r>
-          </w:p>
-          <w:p>
-            <w:pPr>
-              <w:spacing w:before="0" w:after="0" w:line="276" w:lineRule="auto"/>
-            </w:pPr>
-            <w:r>
-              <w:rPr>
-                <w:rFonts w:ascii="Consolas" w:hAnsi="Consolas"/>
-                <w:color w:val="24292E"/>
-                <w:sz w:val="19"/>
-              </w:rPr>
-              <w:t xml:space="preserve">    public void testGetDefaultModel() {</w:t>
-            </w:r>
-          </w:p>
-          <w:p>
-            <w:pPr>
-              <w:spacing w:before="0" w:after="0" w:line="276" w:lineRule="auto"/>
-            </w:pPr>
-            <w:r>
-              <w:rPr>
-                <w:rFonts w:ascii="Consolas" w:hAnsi="Consolas"/>
-                <w:color w:val="24292E"/>
-                <w:sz w:val="19"/>
-              </w:rPr>
-              <w:t xml:space="preserve">        Model defaultModel = modelRegistry.getDefaultModel();</w:t>
-            </w:r>
-          </w:p>
-          <w:p>
-            <w:pPr>
-              <w:spacing w:before="0" w:after="0" w:line="276" w:lineRule="auto"/>
-            </w:pPr>
-            <w:r>
-              <w:rPr>
-                <w:rFonts w:ascii="Consolas" w:hAnsi="Consolas"/>
-                <w:color w:val="24292E"/>
-                <w:sz w:val="19"/>
-              </w:rPr>
-              <w:t xml:space="preserve">        assertNotNull(defaultModel, "Default model should be properly initialized!");</w:t>
-            </w:r>
-          </w:p>
-          <w:p>
-            <w:pPr>
-              <w:spacing w:before="0" w:after="0" w:line="276" w:lineRule="auto"/>
-            </w:pPr>
-            <w:r>
-              <w:rPr>
-                <w:rFonts w:ascii="Consolas" w:hAnsi="Consolas"/>
-                <w:color w:val="24292E"/>
-                <w:sz w:val="19"/>
-              </w:rPr>
-              <w:t xml:space="preserve">    }</w:t>
-            </w:r>
-          </w:p>
-          <w:p>
-            <w:pPr>
-              <w:spacing w:before="0" w:after="0" w:line="276" w:lineRule="auto"/>
-            </w:pPr>
-            <w:r>
-              <w:rPr>
-                <w:rFonts w:ascii="Consolas" w:hAnsi="Consolas"/>
-                <w:color w:val="24292E"/>
-                <w:sz w:val="19"/>
-              </w:rPr>
-              <w:t>}</w:t>
-            </w:r>
-          </w:p>
-        </w:tc>
-      </w:tr>
-    </w:tbl>
-    <w:p>
-      <w:pPr>
-        <w:spacing w:before="240" w:after="120"/>
-      </w:pPr>
-      <w:r>
-        <w:rPr>
-          <w:rFonts w:ascii="Microsoft YaHei" w:hAnsi="Microsoft YaHei"/>
-          <w:b/>
-          <w:color w:val="2E75B6"/>
-          <w:sz w:val="26"/>
-        </w:rPr>
-        <w:t>3.2 常见问题速查</w:t>
-      </w:r>
-    </w:p>
-    <w:p>
-      <w:pPr>
-        <w:pStyle w:val="ListBullet"/>
-        <w:spacing w:before="40" w:after="60" w:line="288" w:lineRule="auto"/>
-      </w:pPr>
-      <w:r>
-        <w:rPr>
-          <w:b/>
-        </w:rPr>
-        <w:t>API Key 未找寻到错误</w:t>
-      </w:r>
-      <w:r>
-        <w:t>：请确保在环境变量中 export DASHSCOPE_API_KEY=your_key 或在 application.yml 中配置 api-key 参数。</w:t>
-      </w:r>
-    </w:p>
-    <w:p>
-      <w:pPr>
-        <w:pStyle w:val="ListBullet"/>
-        <w:spacing w:before="40" w:after="60" w:line="288" w:lineRule="auto"/>
-      </w:pPr>
-      <w:r>
-        <w:rPr>
-          <w:b/>
-        </w:rPr>
-        <w:t>OpenAI-Compat 端点连接错误</w:t>
-      </w:r>
-      <w:r>
-        <w:t>：使用 deepseek, ollama 或兼容端点时，请在 application.yml 中配置正确的 base-url (如 https://api.deepseek.com/v1)。</w:t>
-      </w:r>
-    </w:p>
-    <w:p>
-      <w:pPr>
-        <w:pStyle w:val="ListBullet"/>
-        <w:spacing w:before="40" w:after="60" w:line="288" w:lineRule="auto"/>
-      </w:pPr>
-      <w:r>
-        <w:rPr>
-          <w:b/>
-        </w:rPr>
-        <w:t>Maven 类加载错误</w:t>
-      </w:r>
-      <w:r>
-        <w:t>：如遇 NoSuchMethodError 或无法找到 DashScopeChatModel，请执行 mvn clean compile 确保 parent 与 sub-module pom 文件同步拉取了 2.0.0 依赖。</w:t>
-      </w:r>
-    </w:p>
     <w:sectPr>
       <w:pgSz w:w="12240" w:h="15840"/>
       <w:pgMar w:top="1440" w:right="1440" w:bottom="1440" w:left="1440" w:header="720" w:footer="720" w:gutter="0"/>

--- a/2026-08-03_AgentScope多厂商模型集成实施方案.docx
+++ b/2026-08-03_AgentScope多厂商模型集成实施方案.docx
@@ -346,6 +346,347 @@
                 <w:sz w:val="19"/>
               </w:rPr>
               <w:t>&lt;/dependency&gt;</w:t>
+            </w:r>
+          </w:p>
+        </w:tc>
+      </w:tr>
+    </w:tbl>
+    <w:p>
+      <w:pPr>
+        <w:spacing w:before="40" w:after="80" w:line="300" w:lineRule="auto"/>
+      </w:pPr>
+      <w:r>
+        <w:rPr>
+          <w:b/>
+          <w:color w:val="1F4E78"/>
+        </w:rPr>
+        <w:t xml:space="preserve">关键依赖补充: </w:t>
+      </w:r>
+      <w:r>
+        <w:t>2. server-agents/pom.xml 必须添加 spring-boot-starter 依赖，以支持 @Component 和 @ConfigurationProperties 等 Spring 核心注解：</w:t>
+      </w:r>
+    </w:p>
+    <w:tbl>
+      <w:tblPr>
+        <w:tblW w:type="auto" w:w="0"/>
+        <w:jc w:val="center"/>
+        <w:tblLook w:firstColumn="1" w:firstRow="1" w:lastColumn="0" w:lastRow="0" w:noHBand="0" w:noVBand="1" w:val="04A0"/>
+      </w:tblPr>
+      <w:tblGrid>
+        <w:gridCol w:w="9360"/>
+      </w:tblGrid>
+      <w:tr>
+        <w:tc>
+          <w:tcPr>
+            <w:tcW w:type="dxa" w:w="9360"/>
+            <w:shd w:val="clear" w:color="auto" w:fill="F5F7FA"/>
+            <w:tcMar>
+              <w:top w:w="120" w:type="dxa"/>
+              <w:bottom w:w="120" w:type="dxa"/>
+              <w:left w:w="180" w:type="dxa"/>
+              <w:right w:w="180" w:type="dxa"/>
+            </w:tcMar>
+            <w:tcBorders>
+              <w:top w:val="single" w:sz="4" w:space="0" w:color="DCDFE6"/>
+              <w:left w:val="single" w:sz="4" w:space="0" w:color="DCDFE6"/>
+              <w:bottom w:val="single" w:sz="4" w:space="0" w:color="DCDFE6"/>
+              <w:right w:val="single" w:sz="4" w:space="0" w:color="DCDFE6"/>
+            </w:tcBorders>
+          </w:tcPr>
+          <w:p>
+            <w:pPr>
+              <w:spacing w:before="40" w:after="40" w:line="276" w:lineRule="auto"/>
+            </w:pPr>
+            <w:r>
+              <w:rPr>
+                <w:rFonts w:ascii="Consolas" w:hAnsi="Consolas"/>
+                <w:color w:val="24292E"/>
+                <w:sz w:val="19"/>
+              </w:rPr>
+              <w:t>&lt;dependencies&gt;</w:t>
+            </w:r>
+          </w:p>
+          <w:p>
+            <w:pPr>
+              <w:spacing w:before="0" w:after="0" w:line="276" w:lineRule="auto"/>
+            </w:pPr>
+            <w:r>
+              <w:rPr>
+                <w:rFonts w:ascii="Consolas" w:hAnsi="Consolas"/>
+                <w:color w:val="24292E"/>
+                <w:sz w:val="19"/>
+              </w:rPr>
+              <w:t xml:space="preserve">    &lt;!-- Spring Boot 核心组件 (提供 @Component 与 @ConfigurationProperties 支持) --&gt;</w:t>
+            </w:r>
+          </w:p>
+          <w:p>
+            <w:pPr>
+              <w:spacing w:before="0" w:after="0" w:line="276" w:lineRule="auto"/>
+            </w:pPr>
+            <w:r>
+              <w:rPr>
+                <w:rFonts w:ascii="Consolas" w:hAnsi="Consolas"/>
+                <w:color w:val="24292E"/>
+                <w:sz w:val="19"/>
+              </w:rPr>
+              <w:t xml:space="preserve">    &lt;dependency&gt;</w:t>
+            </w:r>
+          </w:p>
+          <w:p>
+            <w:pPr>
+              <w:spacing w:before="0" w:after="0" w:line="276" w:lineRule="auto"/>
+            </w:pPr>
+            <w:r>
+              <w:rPr>
+                <w:rFonts w:ascii="Consolas" w:hAnsi="Consolas"/>
+                <w:color w:val="24292E"/>
+                <w:sz w:val="19"/>
+              </w:rPr>
+              <w:t xml:space="preserve">        &lt;groupId&gt;org.springframework.boot&lt;/groupId&gt;</w:t>
+            </w:r>
+          </w:p>
+          <w:p>
+            <w:pPr>
+              <w:spacing w:before="0" w:after="0" w:line="276" w:lineRule="auto"/>
+            </w:pPr>
+            <w:r>
+              <w:rPr>
+                <w:rFonts w:ascii="Consolas" w:hAnsi="Consolas"/>
+                <w:color w:val="24292E"/>
+                <w:sz w:val="19"/>
+              </w:rPr>
+              <w:t xml:space="preserve">        &lt;artifactId&gt;spring-boot-starter&lt;/artifactId&gt;</w:t>
+            </w:r>
+          </w:p>
+          <w:p>
+            <w:pPr>
+              <w:spacing w:before="0" w:after="0" w:line="276" w:lineRule="auto"/>
+            </w:pPr>
+            <w:r>
+              <w:rPr>
+                <w:rFonts w:ascii="Consolas" w:hAnsi="Consolas"/>
+                <w:color w:val="24292E"/>
+                <w:sz w:val="19"/>
+              </w:rPr>
+              <w:t xml:space="preserve">    &lt;/dependency&gt;</w:t>
+            </w:r>
+          </w:p>
+          <w:p>
+            <w:pPr>
+              <w:spacing w:before="0" w:after="0" w:line="276" w:lineRule="auto"/>
+            </w:pPr>
+            <w:r>
+              <w:rPr>
+                <w:rFonts w:ascii="Consolas" w:hAnsi="Consolas"/>
+                <w:color w:val="24292E"/>
+                <w:sz w:val="19"/>
+              </w:rPr>
+            </w:r>
+          </w:p>
+          <w:p>
+            <w:pPr>
+              <w:spacing w:before="0" w:after="0" w:line="276" w:lineRule="auto"/>
+            </w:pPr>
+            <w:r>
+              <w:rPr>
+                <w:rFonts w:ascii="Consolas" w:hAnsi="Consolas"/>
+                <w:color w:val="24292E"/>
+                <w:sz w:val="19"/>
+              </w:rPr>
+              <w:t xml:space="preserve">    &lt;!-- AgentScope 核心依赖 --&gt;</w:t>
+            </w:r>
+          </w:p>
+          <w:p>
+            <w:pPr>
+              <w:spacing w:before="0" w:after="0" w:line="276" w:lineRule="auto"/>
+            </w:pPr>
+            <w:r>
+              <w:rPr>
+                <w:rFonts w:ascii="Consolas" w:hAnsi="Consolas"/>
+                <w:color w:val="24292E"/>
+                <w:sz w:val="19"/>
+              </w:rPr>
+              <w:t xml:space="preserve">    &lt;dependency&gt;</w:t>
+            </w:r>
+          </w:p>
+          <w:p>
+            <w:pPr>
+              <w:spacing w:before="0" w:after="0" w:line="276" w:lineRule="auto"/>
+            </w:pPr>
+            <w:r>
+              <w:rPr>
+                <w:rFonts w:ascii="Consolas" w:hAnsi="Consolas"/>
+                <w:color w:val="24292E"/>
+                <w:sz w:val="19"/>
+              </w:rPr>
+              <w:t xml:space="preserve">        &lt;groupId&gt;io.agentscope&lt;/groupId&gt;</w:t>
+            </w:r>
+          </w:p>
+          <w:p>
+            <w:pPr>
+              <w:spacing w:before="0" w:after="0" w:line="276" w:lineRule="auto"/>
+            </w:pPr>
+            <w:r>
+              <w:rPr>
+                <w:rFonts w:ascii="Consolas" w:hAnsi="Consolas"/>
+                <w:color w:val="24292E"/>
+                <w:sz w:val="19"/>
+              </w:rPr>
+              <w:t xml:space="preserve">        &lt;artifactId&gt;agentscope-harness&lt;/artifactId&gt;</w:t>
+            </w:r>
+          </w:p>
+          <w:p>
+            <w:pPr>
+              <w:spacing w:before="0" w:after="0" w:line="276" w:lineRule="auto"/>
+            </w:pPr>
+            <w:r>
+              <w:rPr>
+                <w:rFonts w:ascii="Consolas" w:hAnsi="Consolas"/>
+                <w:color w:val="24292E"/>
+                <w:sz w:val="19"/>
+              </w:rPr>
+              <w:t xml:space="preserve">    &lt;/dependency&gt;</w:t>
+            </w:r>
+          </w:p>
+          <w:p>
+            <w:pPr>
+              <w:spacing w:before="0" w:after="0" w:line="276" w:lineRule="auto"/>
+            </w:pPr>
+            <w:r>
+              <w:rPr>
+                <w:rFonts w:ascii="Consolas" w:hAnsi="Consolas"/>
+                <w:color w:val="24292E"/>
+                <w:sz w:val="19"/>
+              </w:rPr>
+            </w:r>
+          </w:p>
+          <w:p>
+            <w:pPr>
+              <w:spacing w:before="0" w:after="0" w:line="276" w:lineRule="auto"/>
+            </w:pPr>
+            <w:r>
+              <w:rPr>
+                <w:rFonts w:ascii="Consolas" w:hAnsi="Consolas"/>
+                <w:color w:val="24292E"/>
+                <w:sz w:val="19"/>
+              </w:rPr>
+              <w:t xml:space="preserve">    &lt;dependency&gt;</w:t>
+            </w:r>
+          </w:p>
+          <w:p>
+            <w:pPr>
+              <w:spacing w:before="0" w:after="0" w:line="276" w:lineRule="auto"/>
+            </w:pPr>
+            <w:r>
+              <w:rPr>
+                <w:rFonts w:ascii="Consolas" w:hAnsi="Consolas"/>
+                <w:color w:val="24292E"/>
+                <w:sz w:val="19"/>
+              </w:rPr>
+              <w:t xml:space="preserve">        &lt;groupId&gt;io.agentscope&lt;/groupId&gt;</w:t>
+            </w:r>
+          </w:p>
+          <w:p>
+            <w:pPr>
+              <w:spacing w:before="0" w:after="0" w:line="276" w:lineRule="auto"/>
+            </w:pPr>
+            <w:r>
+              <w:rPr>
+                <w:rFonts w:ascii="Consolas" w:hAnsi="Consolas"/>
+                <w:color w:val="24292E"/>
+                <w:sz w:val="19"/>
+              </w:rPr>
+              <w:t xml:space="preserve">        &lt;artifactId&gt;agentscope-extensions-model-dashscope&lt;/artifactId&gt;</w:t>
+            </w:r>
+          </w:p>
+          <w:p>
+            <w:pPr>
+              <w:spacing w:before="0" w:after="0" w:line="276" w:lineRule="auto"/>
+            </w:pPr>
+            <w:r>
+              <w:rPr>
+                <w:rFonts w:ascii="Consolas" w:hAnsi="Consolas"/>
+                <w:color w:val="24292E"/>
+                <w:sz w:val="19"/>
+              </w:rPr>
+              <w:t xml:space="preserve">    &lt;/dependency&gt;</w:t>
+            </w:r>
+          </w:p>
+          <w:p>
+            <w:pPr>
+              <w:spacing w:before="0" w:after="0" w:line="276" w:lineRule="auto"/>
+            </w:pPr>
+            <w:r>
+              <w:rPr>
+                <w:rFonts w:ascii="Consolas" w:hAnsi="Consolas"/>
+                <w:color w:val="24292E"/>
+                <w:sz w:val="19"/>
+              </w:rPr>
+            </w:r>
+          </w:p>
+          <w:p>
+            <w:pPr>
+              <w:spacing w:before="0" w:after="0" w:line="276" w:lineRule="auto"/>
+            </w:pPr>
+            <w:r>
+              <w:rPr>
+                <w:rFonts w:ascii="Consolas" w:hAnsi="Consolas"/>
+                <w:color w:val="24292E"/>
+                <w:sz w:val="19"/>
+              </w:rPr>
+              <w:t xml:space="preserve">    &lt;dependency&gt;</w:t>
+            </w:r>
+          </w:p>
+          <w:p>
+            <w:pPr>
+              <w:spacing w:before="0" w:after="0" w:line="276" w:lineRule="auto"/>
+            </w:pPr>
+            <w:r>
+              <w:rPr>
+                <w:rFonts w:ascii="Consolas" w:hAnsi="Consolas"/>
+                <w:color w:val="24292E"/>
+                <w:sz w:val="19"/>
+              </w:rPr>
+              <w:t xml:space="preserve">        &lt;groupId&gt;io.agentscope&lt;/groupId&gt;</w:t>
+            </w:r>
+          </w:p>
+          <w:p>
+            <w:pPr>
+              <w:spacing w:before="0" w:after="0" w:line="276" w:lineRule="auto"/>
+            </w:pPr>
+            <w:r>
+              <w:rPr>
+                <w:rFonts w:ascii="Consolas" w:hAnsi="Consolas"/>
+                <w:color w:val="24292E"/>
+                <w:sz w:val="19"/>
+              </w:rPr>
+              <w:t xml:space="preserve">        &lt;artifactId&gt;agentscope-extensions-model-openai&lt;/artifactId&gt;</w:t>
+            </w:r>
+          </w:p>
+          <w:p>
+            <w:pPr>
+              <w:spacing w:before="0" w:after="0" w:line="276" w:lineRule="auto"/>
+            </w:pPr>
+            <w:r>
+              <w:rPr>
+                <w:rFonts w:ascii="Consolas" w:hAnsi="Consolas"/>
+                <w:color w:val="24292E"/>
+                <w:sz w:val="19"/>
+              </w:rPr>
+              <w:t xml:space="preserve">    &lt;/dependency&gt;</w:t>
+            </w:r>
+          </w:p>
+          <w:p>
+            <w:pPr>
+              <w:spacing w:before="0" w:after="0" w:line="276" w:lineRule="auto"/>
+            </w:pPr>
+            <w:r>
+              <w:rPr>
+                <w:rFonts w:ascii="Consolas" w:hAnsi="Consolas"/>
+                <w:color w:val="24292E"/>
+                <w:sz w:val="19"/>
+              </w:rPr>
+              <w:t>&lt;/dependencies&gt;</w:t>
             </w:r>
           </w:p>
         </w:tc>
@@ -787,6 +1128,23 @@
         <w:t>路径: agent-backend/server-agents/src/main/java/butvan/agent/agents/model/config/VendorProviderProperties.java</w:t>
       </w:r>
     </w:p>
+    <w:p>
+      <w:pPr>
+        <w:spacing w:before="40" w:after="80" w:line="300" w:lineRule="auto"/>
+      </w:pPr>
+      <w:r>
+        <w:t>包声明与导入清单:</w:t>
+        <w:br/>
+        <w:t>import org.springframework.stereotype.Component;</w:t>
+        <w:br/>
+        <w:t>import org.springframework.boot.context.properties.ConfigurationProperties;</w:t>
+        <w:br/>
+        <w:t>import java.util.HashMap;</w:t>
+        <w:br/>
+        <w:t>import java.util.Map;</w:t>
+        <w:br/>
+      </w:r>
+    </w:p>
     <w:tbl>
       <w:tblPr>
         <w:tblW w:type="auto" w:w="0"/>
@@ -863,6 +1221,18 @@
                 <w:sz w:val="19"/>
               </w:rPr>
               <w:t>import org.springframework.stereotype.Component;</w:t>
+            </w:r>
+          </w:p>
+          <w:p>
+            <w:pPr>
+              <w:spacing w:before="0" w:after="0" w:line="276" w:lineRule="auto"/>
+            </w:pPr>
+            <w:r>
+              <w:rPr>
+                <w:rFonts w:ascii="Consolas" w:hAnsi="Consolas"/>
+                <w:color w:val="24292E"/>
+                <w:sz w:val="19"/>
+              </w:rPr>
             </w:r>
           </w:p>
           <w:p>
